--- a/docs_word/accident_annotation_spec_image.docx
+++ b/docs_word/accident_annotation_spec_image.docx
@@ -21,7 +21,7 @@
         <w:pStyle w:val="Heading1"/>
       </w:pPr>
       <w:r>
-        <w:t>交通事故图片素材结构化标注规范（v2）</w:t>
+        <w:t>交通事故图片素材结构化标注规范（v3）</w:t>
       </w:r>
     </w:p>
     <w:p>
@@ -145,47 +145,7 @@
           <w:color w:val="555555"/>
           <w:sz w:val="22"/>
         </w:rPr>
-        <w:t>v2 变更：</w:t>
-      </w:r>
-      <w:r>
-        <w:rPr>
-          <w:rFonts w:ascii="Consolas" w:hAnsi="Consolas" w:eastAsia="Microsoft YaHei"/>
-          <w:b w:val="0"/>
-          <w:i/>
-          <w:color w:val="555555"/>
-          <w:sz w:val="20"/>
-        </w:rPr>
-        <w:t>scene_elements</w:t>
-      </w:r>
-      <w:r>
-        <w:rPr>
-          <w:rFonts w:ascii="Calibri" w:hAnsi="Calibri" w:eastAsia="Microsoft YaHei"/>
-          <w:b w:val="0"/>
-          <w:i/>
-          <w:color w:val="555555"/>
-          <w:sz w:val="22"/>
-        </w:rPr>
-        <w:t xml:space="preserve"> 按场景拆分为独立子对象（与视频规范 v5 对齐）。</w:t>
-      </w:r>
-      <w:r>
-        <w:rPr>
-          <w:rFonts w:ascii="Calibri" w:hAnsi="Calibri" w:eastAsia="Microsoft YaHei"/>
-          <w:b w:val="0"/>
-          <w:i/>
-          <w:color w:val="555555"/>
-          <w:sz w:val="22"/>
-        </w:rPr>
-        <w:br/>
-      </w:r>
-      <w:r>
-        <w:rPr>
-          <w:rFonts w:ascii="Calibri" w:hAnsi="Calibri" w:eastAsia="Microsoft YaHei"/>
-          <w:b w:val="0"/>
-          <w:i/>
-          <w:color w:val="555555"/>
-          <w:sz w:val="22"/>
-        </w:rPr>
-        <w:t>与视频规范的核心差异：</w:t>
+        <w:t xml:space="preserve">v3 变更：位置相关属性增加 </w:t>
       </w:r>
       <w:r>
         <w:rPr>
@@ -195,7 +155,7 @@
           <w:color w:val="555555"/>
           <w:sz w:val="22"/>
         </w:rPr>
-        <w:t>图片没有时间维度</w:t>
+        <w:t>bbox: [x,y,w,h]</w:t>
       </w:r>
       <w:r>
         <w:rPr>
@@ -205,7 +165,7 @@
           <w:color w:val="555555"/>
           <w:sz w:val="22"/>
         </w:rPr>
-        <w:t>——所有依赖"过程/变化/闪烁"的字段</w:t>
+        <w:t xml:space="preserve"> 坐标标注；</w:t>
       </w:r>
       <w:r>
         <w:rPr>
@@ -226,7 +186,17 @@
           <w:sz w:val="22"/>
         </w:rPr>
         <w:br/>
-        <w:t>被移除或替换为单帧可判的静态代理字段；JSON 同样采用固定结构 + p0/p1/p2 优先级分组。</w:t>
+        <w:t xml:space="preserve">图片仍无时间窗（不适用 </w:t>
+      </w:r>
+      <w:r>
+        <w:rPr>
+          <w:rFonts w:ascii="Consolas" w:hAnsi="Consolas" w:eastAsia="Microsoft YaHei"/>
+          <w:b w:val="0"/>
+          <w:i/>
+          <w:color w:val="555555"/>
+          <w:sz w:val="20"/>
+        </w:rPr>
+        <w:t>start_sec</w:t>
       </w:r>
       <w:r>
         <w:rPr>
@@ -236,7 +206,17 @@
           <w:color w:val="555555"/>
           <w:sz w:val="22"/>
         </w:rPr>
-        <w:br/>
+        <w:t>/</w:t>
+      </w:r>
+      <w:r>
+        <w:rPr>
+          <w:rFonts w:ascii="Consolas" w:hAnsi="Consolas" w:eastAsia="Microsoft YaHei"/>
+          <w:b w:val="0"/>
+          <w:i/>
+          <w:color w:val="555555"/>
+          <w:sz w:val="20"/>
+        </w:rPr>
+        <w:t>end_sec</w:t>
       </w:r>
       <w:r>
         <w:rPr>
@@ -246,18 +226,7 @@
           <w:color w:val="555555"/>
           <w:sz w:val="22"/>
         </w:rPr>
-        <w:br/>
-        <w:t xml:space="preserve">视频规范的 </w:t>
-      </w:r>
-      <w:r>
-        <w:rPr>
-          <w:rFonts w:ascii="Consolas" w:hAnsi="Consolas" w:eastAsia="Microsoft YaHei"/>
-          <w:b w:val="0"/>
-          <w:i/>
-          <w:color w:val="555555"/>
-          <w:sz w:val="20"/>
-        </w:rPr>
-        <w:t>{value, timestamp_sec}</w:t>
+        <w:t>）。</w:t>
       </w:r>
       <w:r>
         <w:rPr>
@@ -267,17 +236,7 @@
           <w:color w:val="555555"/>
           <w:sz w:val="22"/>
         </w:rPr>
-        <w:t xml:space="preserve"> 时序对象与 </w:t>
-      </w:r>
-      <w:r>
-        <w:rPr>
-          <w:rFonts w:ascii="Consolas" w:hAnsi="Consolas" w:eastAsia="Microsoft YaHei"/>
-          <w:b w:val="0"/>
-          <w:i/>
-          <w:color w:val="555555"/>
-          <w:sz w:val="20"/>
-        </w:rPr>
-        <w:t>event_*_sec</w:t>
+        <w:br/>
       </w:r>
       <w:r>
         <w:rPr>
@@ -287,47 +246,7 @@
           <w:color w:val="555555"/>
           <w:sz w:val="22"/>
         </w:rPr>
-        <w:t xml:space="preserve"> /</w:t>
-      </w:r>
-      <w:r>
-        <w:rPr>
-          <w:rFonts w:ascii="Calibri" w:hAnsi="Calibri" w:eastAsia="Microsoft YaHei"/>
-          <w:b w:val="0"/>
-          <w:i/>
-          <w:color w:val="555555"/>
-          <w:sz w:val="22"/>
-        </w:rPr>
-        <w:br/>
-      </w:r>
-      <w:r>
-        <w:rPr>
-          <w:rFonts w:ascii="Calibri" w:hAnsi="Calibri" w:eastAsia="Microsoft YaHei"/>
-          <w:b w:val="0"/>
-          <w:i/>
-          <w:color w:val="555555"/>
-          <w:sz w:val="22"/>
-        </w:rPr>
-        <w:br/>
-      </w:r>
-      <w:r>
-        <w:rPr>
-          <w:rFonts w:ascii="Consolas" w:hAnsi="Consolas" w:eastAsia="Microsoft YaHei"/>
-          <w:b w:val="0"/>
-          <w:i/>
-          <w:color w:val="555555"/>
-          <w:sz w:val="20"/>
-        </w:rPr>
-        <w:t>collision_moment_sec</w:t>
-      </w:r>
-      <w:r>
-        <w:rPr>
-          <w:rFonts w:ascii="Calibri" w:hAnsi="Calibri" w:eastAsia="Microsoft YaHei"/>
-          <w:b w:val="0"/>
-          <w:i/>
-          <w:color w:val="555555"/>
-          <w:sz w:val="22"/>
-        </w:rPr>
-        <w:t xml:space="preserve"> </w:t>
+        <w:t>与视频规范的核心差异：</w:t>
       </w:r>
       <w:r>
         <w:rPr>
@@ -337,7 +256,7 @@
           <w:color w:val="555555"/>
           <w:sz w:val="22"/>
         </w:rPr>
-        <w:t>均不适用于图片</w:t>
+        <w:t>图片没有时间维度</w:t>
       </w:r>
       <w:r>
         <w:rPr>
@@ -347,7 +266,7 @@
           <w:color w:val="555555"/>
           <w:sz w:val="22"/>
         </w:rPr>
-        <w:t>。</w:t>
+        <w:t>——过程类字段改为静态代理；</w:t>
       </w:r>
       <w:r>
         <w:rPr>
@@ -367,7 +286,18 @@
           <w:color w:val="555555"/>
           <w:sz w:val="22"/>
         </w:rPr>
-        <w:t>精简版（仅最高优先级字段、无优先级分组表述）见</w:t>
+        <w:br/>
+        <w:t xml:space="preserve">视频的 </w:t>
+      </w:r>
+      <w:r>
+        <w:rPr>
+          <w:rFonts w:ascii="Consolas" w:hAnsi="Consolas" w:eastAsia="Microsoft YaHei"/>
+          <w:b w:val="0"/>
+          <w:i/>
+          <w:color w:val="555555"/>
+          <w:sz w:val="20"/>
+        </w:rPr>
+        <w:t>{value, start_sec, end_sec}</w:t>
       </w:r>
       <w:r>
         <w:rPr>
@@ -377,7 +307,17 @@
           <w:color w:val="555555"/>
           <w:sz w:val="22"/>
         </w:rPr>
-        <w:br/>
+        <w:t xml:space="preserve"> 与 </w:t>
+      </w:r>
+      <w:r>
+        <w:rPr>
+          <w:rFonts w:ascii="Consolas" w:hAnsi="Consolas" w:eastAsia="Microsoft YaHei"/>
+          <w:b w:val="0"/>
+          <w:i/>
+          <w:color w:val="555555"/>
+          <w:sz w:val="20"/>
+        </w:rPr>
+        <w:t>event_*_sec</w:t>
       </w:r>
       <w:r>
         <w:rPr>
@@ -387,8 +327,88 @@
           <w:color w:val="555555"/>
           <w:sz w:val="22"/>
         </w:rPr>
+        <w:t xml:space="preserve"> </w:t>
+      </w:r>
+      <w:r>
+        <w:rPr>
+          <w:rFonts w:ascii="Calibri" w:hAnsi="Calibri" w:eastAsia="Microsoft YaHei"/>
+          <w:b/>
+          <w:i/>
+          <w:color w:val="555555"/>
+          <w:sz w:val="22"/>
+        </w:rPr>
+        <w:t>均不适用于图片</w:t>
+      </w:r>
+      <w:r>
+        <w:rPr>
+          <w:rFonts w:ascii="Calibri" w:hAnsi="Calibri" w:eastAsia="Microsoft YaHei"/>
+          <w:b w:val="0"/>
+          <w:i/>
+          <w:color w:val="555555"/>
+          <w:sz w:val="22"/>
+        </w:rPr>
+        <w:t>。</w:t>
+      </w:r>
+      <w:r>
+        <w:rPr>
+          <w:rFonts w:ascii="Calibri" w:hAnsi="Calibri" w:eastAsia="Microsoft YaHei"/>
+          <w:b w:val="0"/>
+          <w:i/>
+          <w:color w:val="555555"/>
+          <w:sz w:val="22"/>
+        </w:rPr>
         <w:br/>
-        <w:t>《accident_annotation_spec_image_core.md》。</w:t>
+      </w:r>
+      <w:r>
+        <w:rPr>
+          <w:rFonts w:ascii="Calibri" w:hAnsi="Calibri" w:eastAsia="Microsoft YaHei"/>
+          <w:b w:val="0"/>
+          <w:i/>
+          <w:color w:val="555555"/>
+          <w:sz w:val="22"/>
+        </w:rPr>
+        <w:t>精简版见《accident_annotation_spec_image_core.md》；</w:t>
+      </w:r>
+      <w:r>
+        <w:rPr>
+          <w:rFonts w:ascii="Calibri" w:hAnsi="Calibri" w:eastAsia="Microsoft YaHei"/>
+          <w:b w:val="0"/>
+          <w:i/>
+          <w:color w:val="555555"/>
+          <w:sz w:val="22"/>
+        </w:rPr>
+        <w:br/>
+      </w:r>
+      <w:r>
+        <w:rPr>
+          <w:rFonts w:ascii="Calibri" w:hAnsi="Calibri" w:eastAsia="Microsoft YaHei"/>
+          <w:b w:val="0"/>
+          <w:i/>
+          <w:color w:val="555555"/>
+          <w:sz w:val="22"/>
+        </w:rPr>
+        <w:br/>
+        <w:t xml:space="preserve">带注释演示样例见 </w:t>
+      </w:r>
+      <w:r>
+        <w:rPr>
+          <w:rFonts w:ascii="Consolas" w:hAnsi="Consolas" w:eastAsia="Microsoft YaHei"/>
+          <w:b w:val="0"/>
+          <w:i/>
+          <w:color w:val="555555"/>
+          <w:sz w:val="20"/>
+        </w:rPr>
+        <w:t>annotation_examples/accident_annotation_example_image.jsonc</w:t>
+      </w:r>
+      <w:r>
+        <w:rPr>
+          <w:rFonts w:ascii="Calibri" w:hAnsi="Calibri" w:eastAsia="Microsoft YaHei"/>
+          <w:b w:val="0"/>
+          <w:i/>
+          <w:color w:val="555555"/>
+          <w:sz w:val="22"/>
+        </w:rPr>
+        <w:t>。</w:t>
       </w:r>
       <w:r>
         <w:rPr>
@@ -6988,6 +7008,896 @@
     </w:p>
     <w:p>
       <w:pPr>
+        <w:pStyle w:val="Heading3"/>
+      </w:pPr>
+      <w:r>
+        <w:t>坐标标注约定 bbox（图片专用补充）</w:t>
+      </w:r>
+    </w:p>
+    <w:p>
+      <w:r>
+        <w:rPr>
+          <w:rFonts w:ascii="Calibri" w:hAnsi="Calibri" w:eastAsia="Microsoft YaHei"/>
+          <w:b w:val="0"/>
+          <w:i w:val="0"/>
+          <w:sz w:val="22"/>
+        </w:rPr>
+        <w:t>位置相关属性统一使用对象（</w:t>
+      </w:r>
+      <w:r>
+        <w:rPr>
+          <w:rFonts w:ascii="Calibri" w:hAnsi="Calibri" w:eastAsia="Microsoft YaHei"/>
+          <w:b/>
+          <w:i w:val="0"/>
+          <w:sz w:val="22"/>
+        </w:rPr>
+        <w:t>禁止</w:t>
+      </w:r>
+      <w:r>
+        <w:rPr>
+          <w:rFonts w:ascii="Calibri" w:hAnsi="Calibri" w:eastAsia="Microsoft YaHei"/>
+          <w:b w:val="0"/>
+          <w:i w:val="0"/>
+          <w:sz w:val="22"/>
+        </w:rPr>
+        <w:t>对下列字段再写纯字符串）：</w:t>
+      </w:r>
+    </w:p>
+    <w:p>
+      <w:pPr>
+        <w:spacing w:before="0" w:after="0"/>
+        <w:ind w:left="240"/>
+      </w:pPr>
+      <w:r>
+        <w:rPr>
+          <w:rFonts w:ascii="Consolas" w:hAnsi="Consolas" w:eastAsia="Microsoft YaHei"/>
+          <w:b w:val="0"/>
+          <w:i w:val="0"/>
+          <w:color w:val="222222"/>
+          <w:sz w:val="18"/>
+        </w:rPr>
+        <w:t>{"value": "是", "bbox": [540, 410, 180, 160]}</w:t>
+      </w:r>
+    </w:p>
+    <w:tbl>
+      <w:tblPr>
+        <w:tblStyle w:val="TableGrid"/>
+        <w:tblW w:type="auto" w:w="0"/>
+        <w:tblLook w:firstColumn="1" w:firstRow="1" w:lastColumn="0" w:lastRow="0" w:noHBand="0" w:noVBand="1" w:val="04A0"/>
+      </w:tblPr>
+      <w:tblGrid>
+        <w:gridCol w:w="4320"/>
+        <w:gridCol w:w="4320"/>
+      </w:tblGrid>
+      <w:tr>
+        <w:tc>
+          <w:tcPr>
+            <w:tcW w:type="dxa" w:w="4320"/>
+          </w:tcPr>
+          <w:p>
+            <w:r>
+              <w:rPr>
+                <w:b/>
+              </w:rPr>
+            </w:r>
+            <w:r>
+              <w:rPr>
+                <w:rFonts w:ascii="Calibri" w:hAnsi="Calibri" w:eastAsia="Microsoft YaHei"/>
+                <w:b/>
+                <w:i w:val="0"/>
+                <w:sz w:val="22"/>
+              </w:rPr>
+              <w:t>约定</w:t>
+            </w:r>
+          </w:p>
+        </w:tc>
+        <w:tc>
+          <w:tcPr>
+            <w:tcW w:type="dxa" w:w="4320"/>
+          </w:tcPr>
+          <w:p>
+            <w:r>
+              <w:rPr>
+                <w:b/>
+              </w:rPr>
+            </w:r>
+            <w:r>
+              <w:rPr>
+                <w:rFonts w:ascii="Calibri" w:hAnsi="Calibri" w:eastAsia="Microsoft YaHei"/>
+                <w:b/>
+                <w:i w:val="0"/>
+                <w:sz w:val="22"/>
+              </w:rPr>
+              <w:t>说明</w:t>
+            </w:r>
+          </w:p>
+        </w:tc>
+      </w:tr>
+      <w:tr>
+        <w:tc>
+          <w:tcPr>
+            <w:tcW w:type="dxa" w:w="4320"/>
+          </w:tcPr>
+          <w:p>
+            <w:r/>
+            <w:r>
+              <w:rPr>
+                <w:rFonts w:ascii="Calibri" w:hAnsi="Calibri" w:eastAsia="Microsoft YaHei"/>
+                <w:b w:val="0"/>
+                <w:i w:val="0"/>
+                <w:sz w:val="22"/>
+              </w:rPr>
+              <w:t>格式</w:t>
+            </w:r>
+          </w:p>
+        </w:tc>
+        <w:tc>
+          <w:tcPr>
+            <w:tcW w:type="dxa" w:w="4320"/>
+          </w:tcPr>
+          <w:p>
+            <w:r/>
+            <w:r>
+              <w:rPr>
+                <w:rFonts w:ascii="Consolas" w:hAnsi="Consolas" w:eastAsia="Microsoft YaHei"/>
+                <w:b w:val="0"/>
+                <w:i w:val="0"/>
+                <w:color w:val="333333"/>
+                <w:sz w:val="20"/>
+              </w:rPr>
+              <w:t>[x, y, w, h]</w:t>
+            </w:r>
+            <w:r>
+              <w:rPr>
+                <w:rFonts w:ascii="Calibri" w:hAnsi="Calibri" w:eastAsia="Microsoft YaHei"/>
+                <w:b w:val="0"/>
+                <w:i w:val="0"/>
+                <w:sz w:val="22"/>
+              </w:rPr>
+              <w:t>：左上角像素 + 宽高，相对整张图片</w:t>
+            </w:r>
+          </w:p>
+        </w:tc>
+      </w:tr>
+      <w:tr>
+        <w:tc>
+          <w:tcPr>
+            <w:tcW w:type="dxa" w:w="4320"/>
+          </w:tcPr>
+          <w:p>
+            <w:r/>
+            <w:r>
+              <w:rPr>
+                <w:rFonts w:ascii="Calibri" w:hAnsi="Calibri" w:eastAsia="Microsoft YaHei"/>
+                <w:b w:val="0"/>
+                <w:i w:val="0"/>
+                <w:sz w:val="22"/>
+              </w:rPr>
+              <w:t>肯定取值</w:t>
+            </w:r>
+          </w:p>
+        </w:tc>
+        <w:tc>
+          <w:tcPr>
+            <w:tcW w:type="dxa" w:w="4320"/>
+          </w:tcPr>
+          <w:p>
+            <w:r/>
+            <w:r>
+              <w:rPr>
+                <w:rFonts w:ascii="Consolas" w:hAnsi="Consolas" w:eastAsia="Microsoft YaHei"/>
+                <w:b w:val="0"/>
+                <w:i w:val="0"/>
+                <w:color w:val="333333"/>
+                <w:sz w:val="20"/>
+              </w:rPr>
+              <w:t>bbox</w:t>
+            </w:r>
+            <w:r>
+              <w:rPr>
+                <w:rFonts w:ascii="Calibri" w:hAnsi="Calibri" w:eastAsia="Microsoft YaHei"/>
+                <w:b w:val="0"/>
+                <w:i w:val="0"/>
+                <w:sz w:val="22"/>
+              </w:rPr>
+              <w:t xml:space="preserve"> 必填</w:t>
+            </w:r>
+          </w:p>
+        </w:tc>
+      </w:tr>
+      <w:tr>
+        <w:tc>
+          <w:tcPr>
+            <w:tcW w:type="dxa" w:w="4320"/>
+          </w:tcPr>
+          <w:p>
+            <w:r/>
+            <w:r>
+              <w:rPr>
+                <w:rFonts w:ascii="Calibri" w:hAnsi="Calibri" w:eastAsia="Microsoft YaHei"/>
+                <w:b w:val="0"/>
+                <w:i w:val="0"/>
+                <w:sz w:val="22"/>
+              </w:rPr>
+              <w:t>否 / 不适用 / 不可见 / 未标注</w:t>
+            </w:r>
+          </w:p>
+        </w:tc>
+        <w:tc>
+          <w:tcPr>
+            <w:tcW w:type="dxa" w:w="4320"/>
+          </w:tcPr>
+          <w:p>
+            <w:r/>
+            <w:r>
+              <w:rPr>
+                <w:rFonts w:ascii="Consolas" w:hAnsi="Consolas" w:eastAsia="Microsoft YaHei"/>
+                <w:b w:val="0"/>
+                <w:i w:val="0"/>
+                <w:color w:val="333333"/>
+                <w:sz w:val="20"/>
+              </w:rPr>
+              <w:t>bbox = null</w:t>
+            </w:r>
+          </w:p>
+        </w:tc>
+      </w:tr>
+    </w:tbl>
+    <w:p/>
+    <w:p>
+      <w:r>
+        <w:rPr>
+          <w:rFonts w:ascii="Calibri" w:hAnsi="Calibri" w:eastAsia="Microsoft YaHei"/>
+          <w:b/>
+          <w:i w:val="0"/>
+          <w:sz w:val="22"/>
+        </w:rPr>
+        <w:t>位置相关属性清单</w:t>
+      </w:r>
+      <w:r>
+        <w:rPr>
+          <w:rFonts w:ascii="Calibri" w:hAnsi="Calibri" w:eastAsia="Microsoft YaHei"/>
+          <w:b w:val="0"/>
+          <w:i w:val="0"/>
+          <w:sz w:val="22"/>
+        </w:rPr>
+        <w:t>：</w:t>
+      </w:r>
+      <w:r>
+        <w:rPr>
+          <w:rFonts w:ascii="Consolas" w:hAnsi="Consolas" w:eastAsia="Microsoft YaHei"/>
+          <w:b w:val="0"/>
+          <w:i w:val="0"/>
+          <w:color w:val="333333"/>
+          <w:sz w:val="20"/>
+        </w:rPr>
+        <w:t>flow_gap_pattern</w:t>
+      </w:r>
+      <w:r>
+        <w:rPr>
+          <w:rFonts w:ascii="Calibri" w:hAnsi="Calibri" w:eastAsia="Microsoft YaHei"/>
+          <w:b w:val="0"/>
+          <w:i w:val="0"/>
+          <w:sz w:val="22"/>
+        </w:rPr>
+        <w:t>、</w:t>
+      </w:r>
+      <w:r>
+        <w:rPr>
+          <w:rFonts w:ascii="Consolas" w:hAnsi="Consolas" w:eastAsia="Microsoft YaHei"/>
+          <w:b w:val="0"/>
+          <w:i w:val="0"/>
+          <w:color w:val="333333"/>
+          <w:sz w:val="20"/>
+        </w:rPr>
+        <w:t>stop_position</w:t>
+      </w:r>
+      <w:r>
+        <w:rPr>
+          <w:rFonts w:ascii="Calibri" w:hAnsi="Calibri" w:eastAsia="Microsoft YaHei"/>
+          <w:b w:val="0"/>
+          <w:i w:val="0"/>
+          <w:sz w:val="22"/>
+        </w:rPr>
+        <w:t>、</w:t>
+      </w:r>
+      <w:r>
+        <w:rPr>
+          <w:rFonts w:ascii="Consolas" w:hAnsi="Consolas" w:eastAsia="Microsoft YaHei"/>
+          <w:b w:val="0"/>
+          <w:i w:val="0"/>
+          <w:color w:val="333333"/>
+          <w:sz w:val="20"/>
+        </w:rPr>
+        <w:t>vehicle_in_lane_stationary_suspected</w:t>
+      </w:r>
+      <w:r>
+        <w:rPr>
+          <w:rFonts w:ascii="Calibri" w:hAnsi="Calibri" w:eastAsia="Microsoft YaHei"/>
+          <w:b w:val="0"/>
+          <w:i w:val="0"/>
+          <w:sz w:val="22"/>
+        </w:rPr>
+        <w:t>、</w:t>
+      </w:r>
+      <w:r>
+        <w:rPr>
+          <w:rFonts w:ascii="Calibri" w:hAnsi="Calibri" w:eastAsia="Microsoft YaHei"/>
+          <w:b w:val="0"/>
+          <w:i w:val="0"/>
+          <w:sz w:val="22"/>
+        </w:rPr>
+        <w:br/>
+      </w:r>
+      <w:r>
+        <w:rPr>
+          <w:rFonts w:ascii="Calibri" w:hAnsi="Calibri" w:eastAsia="Microsoft YaHei"/>
+          <w:b w:val="0"/>
+          <w:i w:val="0"/>
+          <w:sz w:val="22"/>
+        </w:rPr>
+        <w:br/>
+      </w:r>
+      <w:r>
+        <w:rPr>
+          <w:rFonts w:ascii="Consolas" w:hAnsi="Consolas" w:eastAsia="Microsoft YaHei"/>
+          <w:b w:val="0"/>
+          <w:i w:val="0"/>
+          <w:color w:val="333333"/>
+          <w:sz w:val="20"/>
+        </w:rPr>
+        <w:t>emergency_lane_occupied</w:t>
+      </w:r>
+      <w:r>
+        <w:rPr>
+          <w:rFonts w:ascii="Calibri" w:hAnsi="Calibri" w:eastAsia="Microsoft YaHei"/>
+          <w:b w:val="0"/>
+          <w:i w:val="0"/>
+          <w:sz w:val="22"/>
+        </w:rPr>
+        <w:t>、</w:t>
+      </w:r>
+      <w:r>
+        <w:rPr>
+          <w:rFonts w:ascii="Consolas" w:hAnsi="Consolas" w:eastAsia="Microsoft YaHei"/>
+          <w:b w:val="0"/>
+          <w:i w:val="0"/>
+          <w:color w:val="333333"/>
+          <w:sz w:val="20"/>
+        </w:rPr>
+        <w:t>rear_end_chain_visible</w:t>
+      </w:r>
+      <w:r>
+        <w:rPr>
+          <w:rFonts w:ascii="Calibri" w:hAnsi="Calibri" w:eastAsia="Microsoft YaHei"/>
+          <w:b w:val="0"/>
+          <w:i w:val="0"/>
+          <w:sz w:val="22"/>
+        </w:rPr>
+        <w:t>、</w:t>
+      </w:r>
+      <w:r>
+        <w:rPr>
+          <w:rFonts w:ascii="Consolas" w:hAnsi="Consolas" w:eastAsia="Microsoft YaHei"/>
+          <w:b w:val="0"/>
+          <w:i w:val="0"/>
+          <w:color w:val="333333"/>
+          <w:sz w:val="20"/>
+        </w:rPr>
+        <w:t>guardrail_impact</w:t>
+      </w:r>
+      <w:r>
+        <w:rPr>
+          <w:rFonts w:ascii="Calibri" w:hAnsi="Calibri" w:eastAsia="Microsoft YaHei"/>
+          <w:b w:val="0"/>
+          <w:i w:val="0"/>
+          <w:sz w:val="22"/>
+        </w:rPr>
+        <w:t>、</w:t>
+      </w:r>
+      <w:r>
+        <w:rPr>
+          <w:rFonts w:ascii="Consolas" w:hAnsi="Consolas" w:eastAsia="Microsoft YaHei"/>
+          <w:b w:val="0"/>
+          <w:i w:val="0"/>
+          <w:color w:val="333333"/>
+          <w:sz w:val="20"/>
+        </w:rPr>
+        <w:t>debris_on_road</w:t>
+      </w:r>
+      <w:r>
+        <w:rPr>
+          <w:rFonts w:ascii="Calibri" w:hAnsi="Calibri" w:eastAsia="Microsoft YaHei"/>
+          <w:b w:val="0"/>
+          <w:i w:val="0"/>
+          <w:sz w:val="22"/>
+        </w:rPr>
+        <w:t>、</w:t>
+      </w:r>
+      <w:r>
+        <w:rPr>
+          <w:rFonts w:ascii="Calibri" w:hAnsi="Calibri" w:eastAsia="Microsoft YaHei"/>
+          <w:b w:val="0"/>
+          <w:i w:val="0"/>
+          <w:sz w:val="22"/>
+        </w:rPr>
+        <w:br/>
+      </w:r>
+      <w:r>
+        <w:rPr>
+          <w:rFonts w:ascii="Calibri" w:hAnsi="Calibri" w:eastAsia="Microsoft YaHei"/>
+          <w:b w:val="0"/>
+          <w:i w:val="0"/>
+          <w:sz w:val="22"/>
+        </w:rPr>
+        <w:br/>
+      </w:r>
+      <w:r>
+        <w:rPr>
+          <w:rFonts w:ascii="Consolas" w:hAnsi="Consolas" w:eastAsia="Microsoft YaHei"/>
+          <w:b w:val="0"/>
+          <w:i w:val="0"/>
+          <w:color w:val="333333"/>
+          <w:sz w:val="20"/>
+        </w:rPr>
+        <w:t>smoke_in_view</w:t>
+      </w:r>
+      <w:r>
+        <w:rPr>
+          <w:rFonts w:ascii="Calibri" w:hAnsi="Calibri" w:eastAsia="Microsoft YaHei"/>
+          <w:b w:val="0"/>
+          <w:i w:val="0"/>
+          <w:sz w:val="22"/>
+        </w:rPr>
+        <w:t>、</w:t>
+      </w:r>
+      <w:r>
+        <w:rPr>
+          <w:rFonts w:ascii="Consolas" w:hAnsi="Consolas" w:eastAsia="Microsoft YaHei"/>
+          <w:b w:val="0"/>
+          <w:i w:val="0"/>
+          <w:color w:val="333333"/>
+          <w:sz w:val="20"/>
+        </w:rPr>
+        <w:t>collision_contact_visible</w:t>
+      </w:r>
+      <w:r>
+        <w:rPr>
+          <w:rFonts w:ascii="Calibri" w:hAnsi="Calibri" w:eastAsia="Microsoft YaHei"/>
+          <w:b w:val="0"/>
+          <w:i w:val="0"/>
+          <w:sz w:val="22"/>
+        </w:rPr>
+        <w:t>、</w:t>
+      </w:r>
+      <w:r>
+        <w:rPr>
+          <w:rFonts w:ascii="Consolas" w:hAnsi="Consolas" w:eastAsia="Microsoft YaHei"/>
+          <w:b w:val="0"/>
+          <w:i w:val="0"/>
+          <w:color w:val="333333"/>
+          <w:sz w:val="20"/>
+        </w:rPr>
+        <w:t>person_down</w:t>
+      </w:r>
+      <w:r>
+        <w:rPr>
+          <w:rFonts w:ascii="Calibri" w:hAnsi="Calibri" w:eastAsia="Microsoft YaHei"/>
+          <w:b w:val="0"/>
+          <w:i w:val="0"/>
+          <w:sz w:val="22"/>
+        </w:rPr>
+        <w:t>、</w:t>
+      </w:r>
+      <w:r>
+        <w:rPr>
+          <w:rFonts w:ascii="Consolas" w:hAnsi="Consolas" w:eastAsia="Microsoft YaHei"/>
+          <w:b w:val="0"/>
+          <w:i w:val="0"/>
+          <w:color w:val="333333"/>
+          <w:sz w:val="20"/>
+        </w:rPr>
+        <w:t>motor_vehicle_rollover</w:t>
+      </w:r>
+      <w:r>
+        <w:rPr>
+          <w:rFonts w:ascii="Calibri" w:hAnsi="Calibri" w:eastAsia="Microsoft YaHei"/>
+          <w:b w:val="0"/>
+          <w:i w:val="0"/>
+          <w:sz w:val="22"/>
+        </w:rPr>
+        <w:t>、</w:t>
+      </w:r>
+      <w:r>
+        <w:rPr>
+          <w:rFonts w:ascii="Calibri" w:hAnsi="Calibri" w:eastAsia="Microsoft YaHei"/>
+          <w:b w:val="0"/>
+          <w:i w:val="0"/>
+          <w:sz w:val="22"/>
+        </w:rPr>
+        <w:br/>
+      </w:r>
+      <w:r>
+        <w:rPr>
+          <w:rFonts w:ascii="Calibri" w:hAnsi="Calibri" w:eastAsia="Microsoft YaHei"/>
+          <w:b w:val="0"/>
+          <w:i w:val="0"/>
+          <w:sz w:val="22"/>
+        </w:rPr>
+        <w:br/>
+      </w:r>
+      <w:r>
+        <w:rPr>
+          <w:rFonts w:ascii="Consolas" w:hAnsi="Consolas" w:eastAsia="Microsoft YaHei"/>
+          <w:b w:val="0"/>
+          <w:i w:val="0"/>
+          <w:color w:val="333333"/>
+          <w:sz w:val="20"/>
+        </w:rPr>
+        <w:t>non_motor_rollover</w:t>
+      </w:r>
+      <w:r>
+        <w:rPr>
+          <w:rFonts w:ascii="Calibri" w:hAnsi="Calibri" w:eastAsia="Microsoft YaHei"/>
+          <w:b w:val="0"/>
+          <w:i w:val="0"/>
+          <w:sz w:val="22"/>
+        </w:rPr>
+        <w:t>、</w:t>
+      </w:r>
+      <w:r>
+        <w:rPr>
+          <w:rFonts w:ascii="Consolas" w:hAnsi="Consolas" w:eastAsia="Microsoft YaHei"/>
+          <w:b w:val="0"/>
+          <w:i w:val="0"/>
+          <w:color w:val="333333"/>
+          <w:sz w:val="20"/>
+        </w:rPr>
+        <w:t>vehicle_fire</w:t>
+      </w:r>
+      <w:r>
+        <w:rPr>
+          <w:rFonts w:ascii="Calibri" w:hAnsi="Calibri" w:eastAsia="Microsoft YaHei"/>
+          <w:b w:val="0"/>
+          <w:i w:val="0"/>
+          <w:sz w:val="22"/>
+        </w:rPr>
+        <w:t>、</w:t>
+      </w:r>
+      <w:r>
+        <w:rPr>
+          <w:rFonts w:ascii="Consolas" w:hAnsi="Consolas" w:eastAsia="Microsoft YaHei"/>
+          <w:b w:val="0"/>
+          <w:i w:val="0"/>
+          <w:color w:val="333333"/>
+          <w:sz w:val="20"/>
+        </w:rPr>
+        <w:t>vehicle_deformation</w:t>
+      </w:r>
+      <w:r>
+        <w:rPr>
+          <w:rFonts w:ascii="Calibri" w:hAnsi="Calibri" w:eastAsia="Microsoft YaHei"/>
+          <w:b w:val="0"/>
+          <w:i w:val="0"/>
+          <w:sz w:val="22"/>
+        </w:rPr>
+        <w:t>、</w:t>
+      </w:r>
+      <w:r>
+        <w:rPr>
+          <w:rFonts w:ascii="Consolas" w:hAnsi="Consolas" w:eastAsia="Microsoft YaHei"/>
+          <w:b w:val="0"/>
+          <w:i w:val="0"/>
+          <w:color w:val="333333"/>
+          <w:sz w:val="20"/>
+        </w:rPr>
+        <w:t>abnormal_stop_posture</w:t>
+      </w:r>
+      <w:r>
+        <w:rPr>
+          <w:rFonts w:ascii="Calibri" w:hAnsi="Calibri" w:eastAsia="Microsoft YaHei"/>
+          <w:b w:val="0"/>
+          <w:i w:val="0"/>
+          <w:sz w:val="22"/>
+        </w:rPr>
+        <w:t>、</w:t>
+      </w:r>
+      <w:r>
+        <w:rPr>
+          <w:rFonts w:ascii="Calibri" w:hAnsi="Calibri" w:eastAsia="Microsoft YaHei"/>
+          <w:b w:val="0"/>
+          <w:i w:val="0"/>
+          <w:sz w:val="22"/>
+        </w:rPr>
+        <w:br/>
+      </w:r>
+      <w:r>
+        <w:rPr>
+          <w:rFonts w:ascii="Calibri" w:hAnsi="Calibri" w:eastAsia="Microsoft YaHei"/>
+          <w:b w:val="0"/>
+          <w:i w:val="0"/>
+          <w:sz w:val="22"/>
+        </w:rPr>
+        <w:br/>
+      </w:r>
+      <w:r>
+        <w:rPr>
+          <w:rFonts w:ascii="Consolas" w:hAnsi="Consolas" w:eastAsia="Microsoft YaHei"/>
+          <w:b w:val="0"/>
+          <w:i w:val="0"/>
+          <w:color w:val="333333"/>
+          <w:sz w:val="20"/>
+        </w:rPr>
+        <w:t>lane_avoidance_pattern</w:t>
+      </w:r>
+      <w:r>
+        <w:rPr>
+          <w:rFonts w:ascii="Calibri" w:hAnsi="Calibri" w:eastAsia="Microsoft YaHei"/>
+          <w:b w:val="0"/>
+          <w:i w:val="0"/>
+          <w:sz w:val="22"/>
+        </w:rPr>
+        <w:t>、</w:t>
+      </w:r>
+      <w:r>
+        <w:rPr>
+          <w:rFonts w:ascii="Consolas" w:hAnsi="Consolas" w:eastAsia="Microsoft YaHei"/>
+          <w:b w:val="0"/>
+          <w:i w:val="0"/>
+          <w:color w:val="333333"/>
+          <w:sz w:val="20"/>
+        </w:rPr>
+        <w:t>rear_lights_on_both_sides</w:t>
+      </w:r>
+      <w:r>
+        <w:rPr>
+          <w:rFonts w:ascii="Calibri" w:hAnsi="Calibri" w:eastAsia="Microsoft YaHei"/>
+          <w:b w:val="0"/>
+          <w:i w:val="0"/>
+          <w:sz w:val="22"/>
+        </w:rPr>
+        <w:t>、</w:t>
+      </w:r>
+      <w:r>
+        <w:rPr>
+          <w:rFonts w:ascii="Consolas" w:hAnsi="Consolas" w:eastAsia="Microsoft YaHei"/>
+          <w:b w:val="0"/>
+          <w:i w:val="0"/>
+          <w:color w:val="333333"/>
+          <w:sz w:val="20"/>
+        </w:rPr>
+        <w:t>normal_parking_posture</w:t>
+      </w:r>
+      <w:r>
+        <w:rPr>
+          <w:rFonts w:ascii="Calibri" w:hAnsi="Calibri" w:eastAsia="Microsoft YaHei"/>
+          <w:b w:val="0"/>
+          <w:i w:val="0"/>
+          <w:sz w:val="22"/>
+        </w:rPr>
+        <w:t>、</w:t>
+      </w:r>
+      <w:r>
+        <w:rPr>
+          <w:rFonts w:ascii="Calibri" w:hAnsi="Calibri" w:eastAsia="Microsoft YaHei"/>
+          <w:b w:val="0"/>
+          <w:i w:val="0"/>
+          <w:sz w:val="22"/>
+        </w:rPr>
+        <w:br/>
+      </w:r>
+      <w:r>
+        <w:rPr>
+          <w:rFonts w:ascii="Calibri" w:hAnsi="Calibri" w:eastAsia="Microsoft YaHei"/>
+          <w:b w:val="0"/>
+          <w:i w:val="0"/>
+          <w:sz w:val="22"/>
+        </w:rPr>
+        <w:br/>
+      </w:r>
+      <w:r>
+        <w:rPr>
+          <w:rFonts w:ascii="Consolas" w:hAnsi="Consolas" w:eastAsia="Microsoft YaHei"/>
+          <w:b w:val="0"/>
+          <w:i w:val="0"/>
+          <w:color w:val="333333"/>
+          <w:sz w:val="20"/>
+        </w:rPr>
+        <w:t>debris_scatter</w:t>
+      </w:r>
+      <w:r>
+        <w:rPr>
+          <w:rFonts w:ascii="Calibri" w:hAnsi="Calibri" w:eastAsia="Microsoft YaHei"/>
+          <w:b w:val="0"/>
+          <w:i w:val="0"/>
+          <w:sz w:val="22"/>
+        </w:rPr>
+        <w:t>、</w:t>
+      </w:r>
+      <w:r>
+        <w:rPr>
+          <w:rFonts w:ascii="Consolas" w:hAnsi="Consolas" w:eastAsia="Microsoft YaHei"/>
+          <w:b w:val="0"/>
+          <w:i w:val="0"/>
+          <w:color w:val="333333"/>
+          <w:sz w:val="20"/>
+        </w:rPr>
+        <w:t>people_gathered_around</w:t>
+      </w:r>
+      <w:r>
+        <w:rPr>
+          <w:rFonts w:ascii="Calibri" w:hAnsi="Calibri" w:eastAsia="Microsoft YaHei"/>
+          <w:b w:val="0"/>
+          <w:i w:val="0"/>
+          <w:sz w:val="22"/>
+        </w:rPr>
+        <w:t>、</w:t>
+      </w:r>
+      <w:r>
+        <w:rPr>
+          <w:rFonts w:ascii="Consolas" w:hAnsi="Consolas" w:eastAsia="Microsoft YaHei"/>
+          <w:b w:val="0"/>
+          <w:i w:val="0"/>
+          <w:color w:val="333333"/>
+          <w:sz w:val="20"/>
+        </w:rPr>
+        <w:t>fluid_on_road</w:t>
+      </w:r>
+      <w:r>
+        <w:rPr>
+          <w:rFonts w:ascii="Calibri" w:hAnsi="Calibri" w:eastAsia="Microsoft YaHei"/>
+          <w:b w:val="0"/>
+          <w:i w:val="0"/>
+          <w:sz w:val="22"/>
+        </w:rPr>
+        <w:t>、</w:t>
+      </w:r>
+      <w:r>
+        <w:rPr>
+          <w:rFonts w:ascii="Consolas" w:hAnsi="Consolas" w:eastAsia="Microsoft YaHei"/>
+          <w:b w:val="0"/>
+          <w:i w:val="0"/>
+          <w:color w:val="333333"/>
+          <w:sz w:val="20"/>
+        </w:rPr>
+        <w:t>close_distance_pair</w:t>
+      </w:r>
+      <w:r>
+        <w:rPr>
+          <w:rFonts w:ascii="Calibri" w:hAnsi="Calibri" w:eastAsia="Microsoft YaHei"/>
+          <w:b w:val="0"/>
+          <w:i w:val="0"/>
+          <w:sz w:val="22"/>
+        </w:rPr>
+        <w:t>；</w:t>
+      </w:r>
+      <w:r>
+        <w:rPr>
+          <w:rFonts w:ascii="Calibri" w:hAnsi="Calibri" w:eastAsia="Microsoft YaHei"/>
+          <w:b w:val="0"/>
+          <w:i w:val="0"/>
+          <w:sz w:val="22"/>
+        </w:rPr>
+        <w:br/>
+      </w:r>
+      <w:r>
+        <w:rPr>
+          <w:rFonts w:ascii="Calibri" w:hAnsi="Calibri" w:eastAsia="Microsoft YaHei"/>
+          <w:b w:val="0"/>
+          <w:i w:val="0"/>
+          <w:sz w:val="22"/>
+        </w:rPr>
+        <w:br/>
+        <w:t xml:space="preserve">以及 </w:t>
+      </w:r>
+      <w:r>
+        <w:rPr>
+          <w:rFonts w:ascii="Consolas" w:hAnsi="Consolas" w:eastAsia="Microsoft YaHei"/>
+          <w:b w:val="0"/>
+          <w:i w:val="0"/>
+          <w:color w:val="333333"/>
+          <w:sz w:val="20"/>
+        </w:rPr>
+        <w:t>accident_area_box</w:t>
+      </w:r>
+      <w:r>
+        <w:rPr>
+          <w:rFonts w:ascii="Calibri" w:hAnsi="Calibri" w:eastAsia="Microsoft YaHei"/>
+          <w:b w:val="0"/>
+          <w:i w:val="0"/>
+          <w:sz w:val="22"/>
+        </w:rPr>
+        <w:t>、</w:t>
+      </w:r>
+      <w:r>
+        <w:rPr>
+          <w:rFonts w:ascii="Consolas" w:hAnsi="Consolas" w:eastAsia="Microsoft YaHei"/>
+          <w:b w:val="0"/>
+          <w:i w:val="0"/>
+          <w:color w:val="333333"/>
+          <w:sz w:val="20"/>
+        </w:rPr>
+        <w:t>participants[].roi_box</w:t>
+      </w:r>
+      <w:r>
+        <w:rPr>
+          <w:rFonts w:ascii="Calibri" w:hAnsi="Calibri" w:eastAsia="Microsoft YaHei"/>
+          <w:b w:val="0"/>
+          <w:i w:val="0"/>
+          <w:sz w:val="22"/>
+        </w:rPr>
+        <w:t>。</w:t>
+      </w:r>
+    </w:p>
+    <w:p>
+      <w:r>
+        <w:rPr>
+          <w:rFonts w:ascii="Calibri" w:hAnsi="Calibri" w:eastAsia="Microsoft YaHei"/>
+          <w:b w:val="0"/>
+          <w:i w:val="0"/>
+          <w:sz w:val="22"/>
+        </w:rPr>
+        <w:t>图片</w:t>
+      </w:r>
+      <w:r>
+        <w:rPr>
+          <w:rFonts w:ascii="Calibri" w:hAnsi="Calibri" w:eastAsia="Microsoft YaHei"/>
+          <w:b/>
+          <w:i w:val="0"/>
+          <w:sz w:val="22"/>
+        </w:rPr>
+        <w:t>不使用</w:t>
+      </w:r>
+      <w:r>
+        <w:rPr>
+          <w:rFonts w:ascii="Calibri" w:hAnsi="Calibri" w:eastAsia="Microsoft YaHei"/>
+          <w:b w:val="0"/>
+          <w:i w:val="0"/>
+          <w:sz w:val="22"/>
+        </w:rPr>
+        <w:t xml:space="preserve"> </w:t>
+      </w:r>
+      <w:r>
+        <w:rPr>
+          <w:rFonts w:ascii="Consolas" w:hAnsi="Consolas" w:eastAsia="Microsoft YaHei"/>
+          <w:b w:val="0"/>
+          <w:i w:val="0"/>
+          <w:color w:val="333333"/>
+          <w:sz w:val="20"/>
+        </w:rPr>
+        <w:t>start_sec</w:t>
+      </w:r>
+      <w:r>
+        <w:rPr>
+          <w:rFonts w:ascii="Calibri" w:hAnsi="Calibri" w:eastAsia="Microsoft YaHei"/>
+          <w:b w:val="0"/>
+          <w:i w:val="0"/>
+          <w:sz w:val="22"/>
+        </w:rPr>
+        <w:t xml:space="preserve"> / </w:t>
+      </w:r>
+      <w:r>
+        <w:rPr>
+          <w:rFonts w:ascii="Consolas" w:hAnsi="Consolas" w:eastAsia="Microsoft YaHei"/>
+          <w:b w:val="0"/>
+          <w:i w:val="0"/>
+          <w:color w:val="333333"/>
+          <w:sz w:val="20"/>
+        </w:rPr>
+        <w:t>end_sec</w:t>
+      </w:r>
+      <w:r>
+        <w:rPr>
+          <w:rFonts w:ascii="Calibri" w:hAnsi="Calibri" w:eastAsia="Microsoft YaHei"/>
+          <w:b w:val="0"/>
+          <w:i w:val="0"/>
+          <w:sz w:val="22"/>
+        </w:rPr>
+        <w:t>。</w:t>
+      </w:r>
+    </w:p>
+    <w:p>
+      <w:pPr>
         <w:pStyle w:val="Heading2"/>
       </w:pPr>
       <w:r>
@@ -9368,7 +10278,64 @@
           <w:i w:val="0"/>
           <w:sz w:val="22"/>
         </w:rPr>
-        <w:t>与视频规范一致：是/否/不确定 + 不适用（工具锁定）+ 未标注（分层占位）。</w:t>
+        <w:t xml:space="preserve">取值：是/否/不确定 + 未标注；位置相关字段为 </w:t>
+      </w:r>
+      <w:r>
+        <w:rPr>
+          <w:rFonts w:ascii="Consolas" w:hAnsi="Consolas" w:eastAsia="Microsoft YaHei"/>
+          <w:b w:val="0"/>
+          <w:i w:val="0"/>
+          <w:color w:val="333333"/>
+          <w:sz w:val="20"/>
+        </w:rPr>
+        <w:t>{value, bbox}</w:t>
+      </w:r>
+      <w:r>
+        <w:rPr>
+          <w:rFonts w:ascii="Calibri" w:hAnsi="Calibri" w:eastAsia="Microsoft YaHei"/>
+          <w:b w:val="0"/>
+          <w:i w:val="0"/>
+          <w:sz w:val="22"/>
+        </w:rPr>
+        <w:t xml:space="preserve"> 对象。</w:t>
+      </w:r>
+      <w:r>
+        <w:rPr>
+          <w:rFonts w:ascii="Calibri" w:hAnsi="Calibri" w:eastAsia="Microsoft YaHei"/>
+          <w:b w:val="0"/>
+          <w:i w:val="0"/>
+          <w:sz w:val="22"/>
+        </w:rPr>
+        <w:br/>
+      </w:r>
+      <w:r>
+        <w:rPr>
+          <w:rFonts w:ascii="Calibri" w:hAnsi="Calibri" w:eastAsia="Microsoft YaHei"/>
+          <w:b w:val="0"/>
+          <w:i w:val="0"/>
+          <w:sz w:val="22"/>
+        </w:rPr>
+        <w:br/>
+        <w:t xml:space="preserve">规则判断时读 </w:t>
+      </w:r>
+      <w:r>
+        <w:rPr>
+          <w:rFonts w:ascii="Consolas" w:hAnsi="Consolas" w:eastAsia="Microsoft YaHei"/>
+          <w:b w:val="0"/>
+          <w:i w:val="0"/>
+          <w:color w:val="333333"/>
+          <w:sz w:val="20"/>
+        </w:rPr>
+        <w:t>.value</w:t>
+      </w:r>
+      <w:r>
+        <w:rPr>
+          <w:rFonts w:ascii="Calibri" w:hAnsi="Calibri" w:eastAsia="Microsoft YaHei"/>
+          <w:b w:val="0"/>
+          <w:i w:val="0"/>
+          <w:sz w:val="22"/>
+        </w:rPr>
+        <w:t>。</w:t>
       </w:r>
       <w:r>
         <w:rPr>
@@ -10267,7 +11234,7 @@
           <w:color w:val="222222"/>
           <w:sz w:val="18"/>
         </w:rPr>
-        <w:t xml:space="preserve">      "flow_gap_pattern": "否"</w:t>
+        <w:t xml:space="preserve">      "flow_gap_pattern": {</w:t>
       </w:r>
     </w:p>
     <w:p>
@@ -10283,7 +11250,7 @@
           <w:color w:val="222222"/>
           <w:sz w:val="18"/>
         </w:rPr>
-        <w:t xml:space="preserve">    },</w:t>
+        <w:t xml:space="preserve">        "value": "否",</w:t>
       </w:r>
     </w:p>
     <w:p>
@@ -10299,7 +11266,7 @@
           <w:color w:val="222222"/>
           <w:sz w:val="18"/>
         </w:rPr>
-        <w:t xml:space="preserve">    "p1": {</w:t>
+        <w:t xml:space="preserve">        "bbox": null</w:t>
       </w:r>
     </w:p>
     <w:p>
@@ -10315,7 +11282,7 @@
           <w:color w:val="222222"/>
           <w:sz w:val="18"/>
         </w:rPr>
-        <w:t xml:space="preserve">      "queue_formation": "否",</w:t>
+        <w:t xml:space="preserve">      }</w:t>
       </w:r>
     </w:p>
     <w:p>
@@ -10331,7 +11298,7 @@
           <w:color w:val="222222"/>
           <w:sz w:val="18"/>
         </w:rPr>
-        <w:t xml:space="preserve">      "pedestrian_gathering": "是",</w:t>
+        <w:t xml:space="preserve">    },</w:t>
       </w:r>
     </w:p>
     <w:p>
@@ -10347,7 +11314,7 @@
           <w:color w:val="222222"/>
           <w:sz w:val="18"/>
         </w:rPr>
-        <w:t xml:space="preserve">      "brake_lights_chain": "不可见"</w:t>
+        <w:t xml:space="preserve">    "p1": {</w:t>
       </w:r>
     </w:p>
     <w:p>
@@ -10363,7 +11330,7 @@
           <w:color w:val="222222"/>
           <w:sz w:val="18"/>
         </w:rPr>
-        <w:t xml:space="preserve">    }</w:t>
+        <w:t xml:space="preserve">      "queue_formation": "否",</w:t>
       </w:r>
     </w:p>
     <w:p>
@@ -10379,7 +11346,7 @@
           <w:color w:val="222222"/>
           <w:sz w:val="18"/>
         </w:rPr>
-        <w:t xml:space="preserve">  },</w:t>
+        <w:t xml:space="preserve">      "pedestrian_gathering": "是",</w:t>
       </w:r>
     </w:p>
     <w:p>
@@ -10395,7 +11362,7 @@
           <w:color w:val="222222"/>
           <w:sz w:val="18"/>
         </w:rPr>
-        <w:t xml:space="preserve">  "scene_elements": {</w:t>
+        <w:t xml:space="preserve">      "brake_lights_chain": "不可见"</w:t>
       </w:r>
     </w:p>
     <w:p>
@@ -10411,7 +11378,7 @@
           <w:color w:val="222222"/>
           <w:sz w:val="18"/>
         </w:rPr>
-        <w:t xml:space="preserve">    "高速高架": {</w:t>
+        <w:t xml:space="preserve">    }</w:t>
       </w:r>
     </w:p>
     <w:p>
@@ -10427,7 +11394,7 @@
           <w:color w:val="222222"/>
           <w:sz w:val="18"/>
         </w:rPr>
-        <w:t xml:space="preserve">      "p1": {},</w:t>
+        <w:t xml:space="preserve">  },</w:t>
       </w:r>
     </w:p>
     <w:p>
@@ -10443,7 +11410,7 @@
           <w:color w:val="222222"/>
           <w:sz w:val="18"/>
         </w:rPr>
-        <w:t xml:space="preserve">      "p2": {}</w:t>
+        <w:t xml:space="preserve">  "scene_elements": {</w:t>
       </w:r>
     </w:p>
     <w:p>
@@ -10459,7 +11426,7 @@
           <w:color w:val="222222"/>
           <w:sz w:val="18"/>
         </w:rPr>
-        <w:t xml:space="preserve">    },</w:t>
+        <w:t xml:space="preserve">    "高速高架": {</w:t>
       </w:r>
     </w:p>
     <w:p>
@@ -10475,7 +11442,7 @@
           <w:color w:val="222222"/>
           <w:sz w:val="18"/>
         </w:rPr>
-        <w:t xml:space="preserve">    "城市路口": {</w:t>
+        <w:t xml:space="preserve">      "p1": {},</w:t>
       </w:r>
     </w:p>
     <w:p>
@@ -10491,7 +11458,7 @@
           <w:color w:val="222222"/>
           <w:sz w:val="18"/>
         </w:rPr>
-        <w:t xml:space="preserve">      "p1": {</w:t>
+        <w:t xml:space="preserve">      "p2": {}</w:t>
       </w:r>
     </w:p>
     <w:p>
@@ -10507,7 +11474,7 @@
           <w:color w:val="222222"/>
           <w:sz w:val="18"/>
         </w:rPr>
-        <w:t xml:space="preserve">        "stop_position": "行车道",</w:t>
+        <w:t xml:space="preserve">    },</w:t>
       </w:r>
     </w:p>
     <w:p>
@@ -10523,7 +11490,7 @@
           <w:color w:val="222222"/>
           <w:sz w:val="18"/>
         </w:rPr>
-        <w:t xml:space="preserve">        "queue_at_signal": "否",</w:t>
+        <w:t xml:space="preserve">    "城市路口": {</w:t>
       </w:r>
     </w:p>
     <w:p>
@@ -10539,7 +11506,7 @@
           <w:color w:val="222222"/>
           <w:sz w:val="18"/>
         </w:rPr>
-        <w:t xml:space="preserve">        "vru_involved": "非机动车"</w:t>
+        <w:t xml:space="preserve">      "p1": {</w:t>
       </w:r>
     </w:p>
     <w:p>
@@ -10555,7 +11522,7 @@
           <w:color w:val="222222"/>
           <w:sz w:val="18"/>
         </w:rPr>
-        <w:t xml:space="preserve">      },</w:t>
+        <w:t xml:space="preserve">        "stop_position": {</w:t>
       </w:r>
     </w:p>
     <w:p>
@@ -10571,7 +11538,7 @@
           <w:color w:val="222222"/>
           <w:sz w:val="18"/>
         </w:rPr>
-        <w:t xml:space="preserve">      "p2": {</w:t>
+        <w:t xml:space="preserve">          "value": "行车道",</w:t>
       </w:r>
     </w:p>
     <w:p>
@@ -10587,7 +11554,7 @@
           <w:color w:val="222222"/>
           <w:sz w:val="18"/>
         </w:rPr>
-        <w:t xml:space="preserve">        "intersection_blocked": "否",</w:t>
+        <w:t xml:space="preserve">          "bbox": [</w:t>
       </w:r>
     </w:p>
     <w:p>
@@ -10603,7 +11570,7 @@
           <w:color w:val="222222"/>
           <w:sz w:val="18"/>
         </w:rPr>
-        <w:t xml:space="preserve">        "signal_state": "绿",</w:t>
+        <w:t xml:space="preserve">            800,</w:t>
       </w:r>
     </w:p>
     <w:p>
@@ -10619,7 +11586,7 @@
           <w:color w:val="222222"/>
           <w:sz w:val="18"/>
         </w:rPr>
-        <w:t xml:space="preserve">        "crosswalk_area": "是",</w:t>
+        <w:t xml:space="preserve">            340,</w:t>
       </w:r>
     </w:p>
     <w:p>
@@ -10635,7 +11602,7 @@
           <w:color w:val="222222"/>
           <w:sz w:val="18"/>
         </w:rPr>
-        <w:t xml:space="preserve">        "delivery_rider_involved": "是",</w:t>
+        <w:t xml:space="preserve">            420,</w:t>
       </w:r>
     </w:p>
     <w:p>
@@ -10651,7 +11618,7 @@
           <w:color w:val="222222"/>
           <w:sz w:val="18"/>
         </w:rPr>
-        <w:t xml:space="preserve">        "truck_involved": "否",</w:t>
+        <w:t xml:space="preserve">            300</w:t>
       </w:r>
     </w:p>
     <w:p>
@@ -10667,7 +11634,7 @@
           <w:color w:val="222222"/>
           <w:sz w:val="18"/>
         </w:rPr>
-        <w:t xml:space="preserve">        "construction_zone": "否"</w:t>
+        <w:t xml:space="preserve">          ]</w:t>
       </w:r>
     </w:p>
     <w:p>
@@ -10683,7 +11650,7 @@
           <w:color w:val="222222"/>
           <w:sz w:val="18"/>
         </w:rPr>
-        <w:t xml:space="preserve">      }</w:t>
+        <w:t xml:space="preserve">        },</w:t>
       </w:r>
     </w:p>
     <w:p>
@@ -10699,7 +11666,7 @@
           <w:color w:val="222222"/>
           <w:sz w:val="18"/>
         </w:rPr>
-        <w:t xml:space="preserve">    },</w:t>
+        <w:t xml:space="preserve">        "queue_at_signal": "否",</w:t>
       </w:r>
     </w:p>
     <w:p>
@@ -10715,7 +11682,7 @@
           <w:color w:val="222222"/>
           <w:sz w:val="18"/>
         </w:rPr>
-        <w:t xml:space="preserve">    "城市普通路段": {</w:t>
+        <w:t xml:space="preserve">        "vru_involved": "非机动车"</w:t>
       </w:r>
     </w:p>
     <w:p>
@@ -10731,7 +11698,7 @@
           <w:color w:val="222222"/>
           <w:sz w:val="18"/>
         </w:rPr>
-        <w:t xml:space="preserve">      "p1": {},</w:t>
+        <w:t xml:space="preserve">      },</w:t>
       </w:r>
     </w:p>
     <w:p>
@@ -10747,7 +11714,7 @@
           <w:color w:val="222222"/>
           <w:sz w:val="18"/>
         </w:rPr>
-        <w:t xml:space="preserve">      "p2": {}</w:t>
+        <w:t xml:space="preserve">      "p2": {</w:t>
       </w:r>
     </w:p>
     <w:p>
@@ -10763,7 +11730,7 @@
           <w:color w:val="222222"/>
           <w:sz w:val="18"/>
         </w:rPr>
-        <w:t xml:space="preserve">    },</w:t>
+        <w:t xml:space="preserve">        "intersection_blocked": "否",</w:t>
       </w:r>
     </w:p>
     <w:p>
@@ -10779,7 +11746,7 @@
           <w:color w:val="222222"/>
           <w:sz w:val="18"/>
         </w:rPr>
-        <w:t xml:space="preserve">    "隧道": {</w:t>
+        <w:t xml:space="preserve">        "signal_state": "绿",</w:t>
       </w:r>
     </w:p>
     <w:p>
@@ -10795,7 +11762,7 @@
           <w:color w:val="222222"/>
           <w:sz w:val="18"/>
         </w:rPr>
-        <w:t xml:space="preserve">      "p1": {},</w:t>
+        <w:t xml:space="preserve">        "crosswalk_area": "是",</w:t>
       </w:r>
     </w:p>
     <w:p>
@@ -10811,7 +11778,7 @@
           <w:color w:val="222222"/>
           <w:sz w:val="18"/>
         </w:rPr>
-        <w:t xml:space="preserve">      "p2": {}</w:t>
+        <w:t xml:space="preserve">        "delivery_rider_involved": "是",</w:t>
       </w:r>
     </w:p>
     <w:p>
@@ -10827,7 +11794,7 @@
           <w:color w:val="222222"/>
           <w:sz w:val="18"/>
         </w:rPr>
-        <w:t xml:space="preserve">    },</w:t>
+        <w:t xml:space="preserve">        "truck_involved": "否",</w:t>
       </w:r>
     </w:p>
     <w:p>
@@ -10843,7 +11810,7 @@
           <w:color w:val="222222"/>
           <w:sz w:val="18"/>
         </w:rPr>
-        <w:t xml:space="preserve">    "匝道收费站": {</w:t>
+        <w:t xml:space="preserve">        "construction_zone": "否"</w:t>
       </w:r>
     </w:p>
     <w:p>
@@ -10859,7 +11826,7 @@
           <w:color w:val="222222"/>
           <w:sz w:val="18"/>
         </w:rPr>
-        <w:t xml:space="preserve">      "p1": {},</w:t>
+        <w:t xml:space="preserve">      }</w:t>
       </w:r>
     </w:p>
     <w:p>
@@ -10875,7 +11842,7 @@
           <w:color w:val="222222"/>
           <w:sz w:val="18"/>
         </w:rPr>
-        <w:t xml:space="preserve">      "p2": {}</w:t>
+        <w:t xml:space="preserve">    },</w:t>
       </w:r>
     </w:p>
     <w:p>
@@ -10891,7 +11858,7 @@
           <w:color w:val="222222"/>
           <w:sz w:val="18"/>
         </w:rPr>
-        <w:t xml:space="preserve">    },</w:t>
+        <w:t xml:space="preserve">    "城市普通路段": {</w:t>
       </w:r>
     </w:p>
     <w:p>
@@ -10907,7 +11874,7 @@
           <w:color w:val="222222"/>
           <w:sz w:val="18"/>
         </w:rPr>
-        <w:t xml:space="preserve">    "其他": {</w:t>
+        <w:t xml:space="preserve">      "p1": {},</w:t>
       </w:r>
     </w:p>
     <w:p>
@@ -10923,7 +11890,7 @@
           <w:color w:val="222222"/>
           <w:sz w:val="18"/>
         </w:rPr>
-        <w:t xml:space="preserve">      "p1": {},</w:t>
+        <w:t xml:space="preserve">      "p2": {}</w:t>
       </w:r>
     </w:p>
     <w:p>
@@ -10939,7 +11906,7 @@
           <w:color w:val="222222"/>
           <w:sz w:val="18"/>
         </w:rPr>
-        <w:t xml:space="preserve">      "p2": {}</w:t>
+        <w:t xml:space="preserve">    },</w:t>
       </w:r>
     </w:p>
     <w:p>
@@ -10955,7 +11922,7 @@
           <w:color w:val="222222"/>
           <w:sz w:val="18"/>
         </w:rPr>
-        <w:t xml:space="preserve">    }</w:t>
+        <w:t xml:space="preserve">    "隧道": {</w:t>
       </w:r>
     </w:p>
     <w:p>
@@ -10971,7 +11938,7 @@
           <w:color w:val="222222"/>
           <w:sz w:val="18"/>
         </w:rPr>
-        <w:t xml:space="preserve">  },</w:t>
+        <w:t xml:space="preserve">      "p1": {},</w:t>
       </w:r>
     </w:p>
     <w:p>
@@ -10987,7 +11954,7 @@
           <w:color w:val="222222"/>
           <w:sz w:val="18"/>
         </w:rPr>
-        <w:t xml:space="preserve">  "evidence": {</w:t>
+        <w:t xml:space="preserve">      "p2": {}</w:t>
       </w:r>
     </w:p>
     <w:p>
@@ -11003,7 +11970,7 @@
           <w:color w:val="222222"/>
           <w:sz w:val="18"/>
         </w:rPr>
-        <w:t xml:space="preserve">    "p0": {</w:t>
+        <w:t xml:space="preserve">    },</w:t>
       </w:r>
     </w:p>
     <w:p>
@@ -11019,7 +11986,7 @@
           <w:color w:val="222222"/>
           <w:sz w:val="18"/>
         </w:rPr>
-        <w:t xml:space="preserve">      "collision_contact_visible": "否",</w:t>
+        <w:t xml:space="preserve">    "匝道收费站": {</w:t>
       </w:r>
     </w:p>
     <w:p>
@@ -11035,7 +12002,7 @@
           <w:color w:val="222222"/>
           <w:sz w:val="18"/>
         </w:rPr>
-        <w:t xml:space="preserve">      "person_down": "是",</w:t>
+        <w:t xml:space="preserve">      "p1": {},</w:t>
       </w:r>
     </w:p>
     <w:p>
@@ -11051,7 +12018,7 @@
           <w:color w:val="222222"/>
           <w:sz w:val="18"/>
         </w:rPr>
-        <w:t xml:space="preserve">      "motor_vehicle_rollover": "否",</w:t>
+        <w:t xml:space="preserve">      "p2": {}</w:t>
       </w:r>
     </w:p>
     <w:p>
@@ -11067,7 +12034,7 @@
           <w:color w:val="222222"/>
           <w:sz w:val="18"/>
         </w:rPr>
-        <w:t xml:space="preserve">      "non_motor_rollover": "是",</w:t>
+        <w:t xml:space="preserve">    },</w:t>
       </w:r>
     </w:p>
     <w:p>
@@ -11083,7 +12050,7 @@
           <w:color w:val="222222"/>
           <w:sz w:val="18"/>
         </w:rPr>
-        <w:t xml:space="preserve">      "vehicle_fire": "否",</w:t>
+        <w:t xml:space="preserve">    "其他": {</w:t>
       </w:r>
     </w:p>
     <w:p>
@@ -11099,7 +12066,7 @@
           <w:color w:val="222222"/>
           <w:sz w:val="18"/>
         </w:rPr>
-        <w:t xml:space="preserve">      "vehicle_deformation": "不确定",</w:t>
+        <w:t xml:space="preserve">      "p1": {},</w:t>
       </w:r>
     </w:p>
     <w:p>
@@ -11115,7 +12082,7 @@
           <w:color w:val="222222"/>
           <w:sz w:val="18"/>
         </w:rPr>
-        <w:t xml:space="preserve">      "abnormal_stop_posture": "是",</w:t>
+        <w:t xml:space="preserve">      "p2": {}</w:t>
       </w:r>
     </w:p>
     <w:p>
@@ -11131,7 +12098,7 @@
           <w:color w:val="222222"/>
           <w:sz w:val="18"/>
         </w:rPr>
-        <w:t xml:space="preserve">      "collision_area_occluded": "否",</w:t>
+        <w:t xml:space="preserve">    }</w:t>
       </w:r>
     </w:p>
     <w:p>
@@ -11147,7 +12114,7 @@
           <w:color w:val="222222"/>
           <w:sz w:val="18"/>
         </w:rPr>
-        <w:t xml:space="preserve">      "lane_avoidance_pattern": "不确定",</w:t>
+        <w:t xml:space="preserve">  },</w:t>
       </w:r>
     </w:p>
     <w:p>
@@ -11163,7 +12130,7 @@
           <w:color w:val="222222"/>
           <w:sz w:val="18"/>
         </w:rPr>
-        <w:t xml:space="preserve">      "rear_lights_on_both_sides": "不可见",</w:t>
+        <w:t xml:space="preserve">  "evidence": {</w:t>
       </w:r>
     </w:p>
     <w:p>
@@ -11179,7 +12146,7 @@
           <w:color w:val="222222"/>
           <w:sz w:val="18"/>
         </w:rPr>
-        <w:t xml:space="preserve">      "congestion_only_suspected": "否",</w:t>
+        <w:t xml:space="preserve">    "p0": {</w:t>
       </w:r>
     </w:p>
     <w:p>
@@ -11195,7 +12162,7 @@
           <w:color w:val="222222"/>
           <w:sz w:val="18"/>
         </w:rPr>
-        <w:t xml:space="preserve">      "normal_parking_posture": "否"</w:t>
+        <w:t xml:space="preserve">      "collision_contact_visible": {</w:t>
       </w:r>
     </w:p>
     <w:p>
@@ -11211,7 +12178,7 @@
           <w:color w:val="222222"/>
           <w:sz w:val="18"/>
         </w:rPr>
-        <w:t xml:space="preserve">    },</w:t>
+        <w:t xml:space="preserve">        "value": "否",</w:t>
       </w:r>
     </w:p>
     <w:p>
@@ -11227,7 +12194,7 @@
           <w:color w:val="222222"/>
           <w:sz w:val="18"/>
         </w:rPr>
-        <w:t xml:space="preserve">    "p1": {</w:t>
+        <w:t xml:space="preserve">        "bbox": null</w:t>
       </w:r>
     </w:p>
     <w:p>
@@ -11243,7 +12210,7 @@
           <w:color w:val="222222"/>
           <w:sz w:val="18"/>
         </w:rPr>
-        <w:t xml:space="preserve">      "debris_scatter": "否",</w:t>
+        <w:t xml:space="preserve">      },</w:t>
       </w:r>
     </w:p>
     <w:p>
@@ -11259,7 +12226,7 @@
           <w:color w:val="222222"/>
           <w:sz w:val="18"/>
         </w:rPr>
-        <w:t xml:space="preserve">      "occlusion_type": "无遮挡",</w:t>
+        <w:t xml:space="preserve">      "person_down": {</w:t>
       </w:r>
     </w:p>
     <w:p>
@@ -11275,7 +12242,7 @@
           <w:color w:val="222222"/>
           <w:sz w:val="18"/>
         </w:rPr>
-        <w:t xml:space="preserve">      "people_gathered_around": "是",</w:t>
+        <w:t xml:space="preserve">        "value": "是",</w:t>
       </w:r>
     </w:p>
     <w:p>
@@ -11291,7 +12258,7 @@
           <w:color w:val="222222"/>
           <w:sz w:val="18"/>
         </w:rPr>
-        <w:t xml:space="preserve">      "fluid_on_road": "否",</w:t>
+        <w:t xml:space="preserve">        "bbox": [</w:t>
       </w:r>
     </w:p>
     <w:p>
@@ -11307,7 +12274,1335 @@
           <w:color w:val="222222"/>
           <w:sz w:val="18"/>
         </w:rPr>
-        <w:t xml:space="preserve">      "close_distance_pair": "否"</w:t>
+        <w:t xml:space="preserve">          560,</w:t>
+      </w:r>
+    </w:p>
+    <w:p>
+      <w:pPr>
+        <w:spacing w:before="0" w:after="0"/>
+        <w:ind w:left="240"/>
+      </w:pPr>
+      <w:r>
+        <w:rPr>
+          <w:rFonts w:ascii="Consolas" w:hAnsi="Consolas" w:eastAsia="Microsoft YaHei"/>
+          <w:b w:val="0"/>
+          <w:i w:val="0"/>
+          <w:color w:val="222222"/>
+          <w:sz w:val="18"/>
+        </w:rPr>
+        <w:t xml:space="preserve">          450,</w:t>
+      </w:r>
+    </w:p>
+    <w:p>
+      <w:pPr>
+        <w:spacing w:before="0" w:after="0"/>
+        <w:ind w:left="240"/>
+      </w:pPr>
+      <w:r>
+        <w:rPr>
+          <w:rFonts w:ascii="Consolas" w:hAnsi="Consolas" w:eastAsia="Microsoft YaHei"/>
+          <w:b w:val="0"/>
+          <w:i w:val="0"/>
+          <w:color w:val="222222"/>
+          <w:sz w:val="18"/>
+        </w:rPr>
+        <w:t xml:space="preserve">          180,</w:t>
+      </w:r>
+    </w:p>
+    <w:p>
+      <w:pPr>
+        <w:spacing w:before="0" w:after="0"/>
+        <w:ind w:left="240"/>
+      </w:pPr>
+      <w:r>
+        <w:rPr>
+          <w:rFonts w:ascii="Consolas" w:hAnsi="Consolas" w:eastAsia="Microsoft YaHei"/>
+          <w:b w:val="0"/>
+          <w:i w:val="0"/>
+          <w:color w:val="222222"/>
+          <w:sz w:val="18"/>
+        </w:rPr>
+        <w:t xml:space="preserve">          160</w:t>
+      </w:r>
+    </w:p>
+    <w:p>
+      <w:pPr>
+        <w:spacing w:before="0" w:after="0"/>
+        <w:ind w:left="240"/>
+      </w:pPr>
+      <w:r>
+        <w:rPr>
+          <w:rFonts w:ascii="Consolas" w:hAnsi="Consolas" w:eastAsia="Microsoft YaHei"/>
+          <w:b w:val="0"/>
+          <w:i w:val="0"/>
+          <w:color w:val="222222"/>
+          <w:sz w:val="18"/>
+        </w:rPr>
+        <w:t xml:space="preserve">        ]</w:t>
+      </w:r>
+    </w:p>
+    <w:p>
+      <w:pPr>
+        <w:spacing w:before="0" w:after="0"/>
+        <w:ind w:left="240"/>
+      </w:pPr>
+      <w:r>
+        <w:rPr>
+          <w:rFonts w:ascii="Consolas" w:hAnsi="Consolas" w:eastAsia="Microsoft YaHei"/>
+          <w:b w:val="0"/>
+          <w:i w:val="0"/>
+          <w:color w:val="222222"/>
+          <w:sz w:val="18"/>
+        </w:rPr>
+        <w:t xml:space="preserve">      },</w:t>
+      </w:r>
+    </w:p>
+    <w:p>
+      <w:pPr>
+        <w:spacing w:before="0" w:after="0"/>
+        <w:ind w:left="240"/>
+      </w:pPr>
+      <w:r>
+        <w:rPr>
+          <w:rFonts w:ascii="Consolas" w:hAnsi="Consolas" w:eastAsia="Microsoft YaHei"/>
+          <w:b w:val="0"/>
+          <w:i w:val="0"/>
+          <w:color w:val="222222"/>
+          <w:sz w:val="18"/>
+        </w:rPr>
+        <w:t xml:space="preserve">      "motor_vehicle_rollover": {</w:t>
+      </w:r>
+    </w:p>
+    <w:p>
+      <w:pPr>
+        <w:spacing w:before="0" w:after="0"/>
+        <w:ind w:left="240"/>
+      </w:pPr>
+      <w:r>
+        <w:rPr>
+          <w:rFonts w:ascii="Consolas" w:hAnsi="Consolas" w:eastAsia="Microsoft YaHei"/>
+          <w:b w:val="0"/>
+          <w:i w:val="0"/>
+          <w:color w:val="222222"/>
+          <w:sz w:val="18"/>
+        </w:rPr>
+        <w:t xml:space="preserve">        "value": "否",</w:t>
+      </w:r>
+    </w:p>
+    <w:p>
+      <w:pPr>
+        <w:spacing w:before="0" w:after="0"/>
+        <w:ind w:left="240"/>
+      </w:pPr>
+      <w:r>
+        <w:rPr>
+          <w:rFonts w:ascii="Consolas" w:hAnsi="Consolas" w:eastAsia="Microsoft YaHei"/>
+          <w:b w:val="0"/>
+          <w:i w:val="0"/>
+          <w:color w:val="222222"/>
+          <w:sz w:val="18"/>
+        </w:rPr>
+        <w:t xml:space="preserve">        "bbox": null</w:t>
+      </w:r>
+    </w:p>
+    <w:p>
+      <w:pPr>
+        <w:spacing w:before="0" w:after="0"/>
+        <w:ind w:left="240"/>
+      </w:pPr>
+      <w:r>
+        <w:rPr>
+          <w:rFonts w:ascii="Consolas" w:hAnsi="Consolas" w:eastAsia="Microsoft YaHei"/>
+          <w:b w:val="0"/>
+          <w:i w:val="0"/>
+          <w:color w:val="222222"/>
+          <w:sz w:val="18"/>
+        </w:rPr>
+        <w:t xml:space="preserve">      },</w:t>
+      </w:r>
+    </w:p>
+    <w:p>
+      <w:pPr>
+        <w:spacing w:before="0" w:after="0"/>
+        <w:ind w:left="240"/>
+      </w:pPr>
+      <w:r>
+        <w:rPr>
+          <w:rFonts w:ascii="Consolas" w:hAnsi="Consolas" w:eastAsia="Microsoft YaHei"/>
+          <w:b w:val="0"/>
+          <w:i w:val="0"/>
+          <w:color w:val="222222"/>
+          <w:sz w:val="18"/>
+        </w:rPr>
+        <w:t xml:space="preserve">      "non_motor_rollover": {</w:t>
+      </w:r>
+    </w:p>
+    <w:p>
+      <w:pPr>
+        <w:spacing w:before="0" w:after="0"/>
+        <w:ind w:left="240"/>
+      </w:pPr>
+      <w:r>
+        <w:rPr>
+          <w:rFonts w:ascii="Consolas" w:hAnsi="Consolas" w:eastAsia="Microsoft YaHei"/>
+          <w:b w:val="0"/>
+          <w:i w:val="0"/>
+          <w:color w:val="222222"/>
+          <w:sz w:val="18"/>
+        </w:rPr>
+        <w:t xml:space="preserve">        "value": "是",</w:t>
+      </w:r>
+    </w:p>
+    <w:p>
+      <w:pPr>
+        <w:spacing w:before="0" w:after="0"/>
+        <w:ind w:left="240"/>
+      </w:pPr>
+      <w:r>
+        <w:rPr>
+          <w:rFonts w:ascii="Consolas" w:hAnsi="Consolas" w:eastAsia="Microsoft YaHei"/>
+          <w:b w:val="0"/>
+          <w:i w:val="0"/>
+          <w:color w:val="222222"/>
+          <w:sz w:val="18"/>
+        </w:rPr>
+        <w:t xml:space="preserve">        "bbox": [</w:t>
+      </w:r>
+    </w:p>
+    <w:p>
+      <w:pPr>
+        <w:spacing w:before="0" w:after="0"/>
+        <w:ind w:left="240"/>
+      </w:pPr>
+      <w:r>
+        <w:rPr>
+          <w:rFonts w:ascii="Consolas" w:hAnsi="Consolas" w:eastAsia="Microsoft YaHei"/>
+          <w:b w:val="0"/>
+          <w:i w:val="0"/>
+          <w:color w:val="222222"/>
+          <w:sz w:val="18"/>
+        </w:rPr>
+        <w:t xml:space="preserve">          560,</w:t>
+      </w:r>
+    </w:p>
+    <w:p>
+      <w:pPr>
+        <w:spacing w:before="0" w:after="0"/>
+        <w:ind w:left="240"/>
+      </w:pPr>
+      <w:r>
+        <w:rPr>
+          <w:rFonts w:ascii="Consolas" w:hAnsi="Consolas" w:eastAsia="Microsoft YaHei"/>
+          <w:b w:val="0"/>
+          <w:i w:val="0"/>
+          <w:color w:val="222222"/>
+          <w:sz w:val="18"/>
+        </w:rPr>
+        <w:t xml:space="preserve">          450,</w:t>
+      </w:r>
+    </w:p>
+    <w:p>
+      <w:pPr>
+        <w:spacing w:before="0" w:after="0"/>
+        <w:ind w:left="240"/>
+      </w:pPr>
+      <w:r>
+        <w:rPr>
+          <w:rFonts w:ascii="Consolas" w:hAnsi="Consolas" w:eastAsia="Microsoft YaHei"/>
+          <w:b w:val="0"/>
+          <w:i w:val="0"/>
+          <w:color w:val="222222"/>
+          <w:sz w:val="18"/>
+        </w:rPr>
+        <w:t xml:space="preserve">          180,</w:t>
+      </w:r>
+    </w:p>
+    <w:p>
+      <w:pPr>
+        <w:spacing w:before="0" w:after="0"/>
+        <w:ind w:left="240"/>
+      </w:pPr>
+      <w:r>
+        <w:rPr>
+          <w:rFonts w:ascii="Consolas" w:hAnsi="Consolas" w:eastAsia="Microsoft YaHei"/>
+          <w:b w:val="0"/>
+          <w:i w:val="0"/>
+          <w:color w:val="222222"/>
+          <w:sz w:val="18"/>
+        </w:rPr>
+        <w:t xml:space="preserve">          160</w:t>
+      </w:r>
+    </w:p>
+    <w:p>
+      <w:pPr>
+        <w:spacing w:before="0" w:after="0"/>
+        <w:ind w:left="240"/>
+      </w:pPr>
+      <w:r>
+        <w:rPr>
+          <w:rFonts w:ascii="Consolas" w:hAnsi="Consolas" w:eastAsia="Microsoft YaHei"/>
+          <w:b w:val="0"/>
+          <w:i w:val="0"/>
+          <w:color w:val="222222"/>
+          <w:sz w:val="18"/>
+        </w:rPr>
+        <w:t xml:space="preserve">        ]</w:t>
+      </w:r>
+    </w:p>
+    <w:p>
+      <w:pPr>
+        <w:spacing w:before="0" w:after="0"/>
+        <w:ind w:left="240"/>
+      </w:pPr>
+      <w:r>
+        <w:rPr>
+          <w:rFonts w:ascii="Consolas" w:hAnsi="Consolas" w:eastAsia="Microsoft YaHei"/>
+          <w:b w:val="0"/>
+          <w:i w:val="0"/>
+          <w:color w:val="222222"/>
+          <w:sz w:val="18"/>
+        </w:rPr>
+        <w:t xml:space="preserve">      },</w:t>
+      </w:r>
+    </w:p>
+    <w:p>
+      <w:pPr>
+        <w:spacing w:before="0" w:after="0"/>
+        <w:ind w:left="240"/>
+      </w:pPr>
+      <w:r>
+        <w:rPr>
+          <w:rFonts w:ascii="Consolas" w:hAnsi="Consolas" w:eastAsia="Microsoft YaHei"/>
+          <w:b w:val="0"/>
+          <w:i w:val="0"/>
+          <w:color w:val="222222"/>
+          <w:sz w:val="18"/>
+        </w:rPr>
+        <w:t xml:space="preserve">      "vehicle_fire": {</w:t>
+      </w:r>
+    </w:p>
+    <w:p>
+      <w:pPr>
+        <w:spacing w:before="0" w:after="0"/>
+        <w:ind w:left="240"/>
+      </w:pPr>
+      <w:r>
+        <w:rPr>
+          <w:rFonts w:ascii="Consolas" w:hAnsi="Consolas" w:eastAsia="Microsoft YaHei"/>
+          <w:b w:val="0"/>
+          <w:i w:val="0"/>
+          <w:color w:val="222222"/>
+          <w:sz w:val="18"/>
+        </w:rPr>
+        <w:t xml:space="preserve">        "value": "否",</w:t>
+      </w:r>
+    </w:p>
+    <w:p>
+      <w:pPr>
+        <w:spacing w:before="0" w:after="0"/>
+        <w:ind w:left="240"/>
+      </w:pPr>
+      <w:r>
+        <w:rPr>
+          <w:rFonts w:ascii="Consolas" w:hAnsi="Consolas" w:eastAsia="Microsoft YaHei"/>
+          <w:b w:val="0"/>
+          <w:i w:val="0"/>
+          <w:color w:val="222222"/>
+          <w:sz w:val="18"/>
+        </w:rPr>
+        <w:t xml:space="preserve">        "bbox": null</w:t>
+      </w:r>
+    </w:p>
+    <w:p>
+      <w:pPr>
+        <w:spacing w:before="0" w:after="0"/>
+        <w:ind w:left="240"/>
+      </w:pPr>
+      <w:r>
+        <w:rPr>
+          <w:rFonts w:ascii="Consolas" w:hAnsi="Consolas" w:eastAsia="Microsoft YaHei"/>
+          <w:b w:val="0"/>
+          <w:i w:val="0"/>
+          <w:color w:val="222222"/>
+          <w:sz w:val="18"/>
+        </w:rPr>
+        <w:t xml:space="preserve">      },</w:t>
+      </w:r>
+    </w:p>
+    <w:p>
+      <w:pPr>
+        <w:spacing w:before="0" w:after="0"/>
+        <w:ind w:left="240"/>
+      </w:pPr>
+      <w:r>
+        <w:rPr>
+          <w:rFonts w:ascii="Consolas" w:hAnsi="Consolas" w:eastAsia="Microsoft YaHei"/>
+          <w:b w:val="0"/>
+          <w:i w:val="0"/>
+          <w:color w:val="222222"/>
+          <w:sz w:val="18"/>
+        </w:rPr>
+        <w:t xml:space="preserve">      "vehicle_deformation": {</w:t>
+      </w:r>
+    </w:p>
+    <w:p>
+      <w:pPr>
+        <w:spacing w:before="0" w:after="0"/>
+        <w:ind w:left="240"/>
+      </w:pPr>
+      <w:r>
+        <w:rPr>
+          <w:rFonts w:ascii="Consolas" w:hAnsi="Consolas" w:eastAsia="Microsoft YaHei"/>
+          <w:b w:val="0"/>
+          <w:i w:val="0"/>
+          <w:color w:val="222222"/>
+          <w:sz w:val="18"/>
+        </w:rPr>
+        <w:t xml:space="preserve">        "value": "不确定",</w:t>
+      </w:r>
+    </w:p>
+    <w:p>
+      <w:pPr>
+        <w:spacing w:before="0" w:after="0"/>
+        <w:ind w:left="240"/>
+      </w:pPr>
+      <w:r>
+        <w:rPr>
+          <w:rFonts w:ascii="Consolas" w:hAnsi="Consolas" w:eastAsia="Microsoft YaHei"/>
+          <w:b w:val="0"/>
+          <w:i w:val="0"/>
+          <w:color w:val="222222"/>
+          <w:sz w:val="18"/>
+        </w:rPr>
+        <w:t xml:space="preserve">        "bbox": [</w:t>
+      </w:r>
+    </w:p>
+    <w:p>
+      <w:pPr>
+        <w:spacing w:before="0" w:after="0"/>
+        <w:ind w:left="240"/>
+      </w:pPr>
+      <w:r>
+        <w:rPr>
+          <w:rFonts w:ascii="Consolas" w:hAnsi="Consolas" w:eastAsia="Microsoft YaHei"/>
+          <w:b w:val="0"/>
+          <w:i w:val="0"/>
+          <w:color w:val="222222"/>
+          <w:sz w:val="18"/>
+        </w:rPr>
+        <w:t xml:space="preserve">          780,</w:t>
+      </w:r>
+    </w:p>
+    <w:p>
+      <w:pPr>
+        <w:spacing w:before="0" w:after="0"/>
+        <w:ind w:left="240"/>
+      </w:pPr>
+      <w:r>
+        <w:rPr>
+          <w:rFonts w:ascii="Consolas" w:hAnsi="Consolas" w:eastAsia="Microsoft YaHei"/>
+          <w:b w:val="0"/>
+          <w:i w:val="0"/>
+          <w:color w:val="222222"/>
+          <w:sz w:val="18"/>
+        </w:rPr>
+        <w:t xml:space="preserve">          380,</w:t>
+      </w:r>
+    </w:p>
+    <w:p>
+      <w:pPr>
+        <w:spacing w:before="0" w:after="0"/>
+        <w:ind w:left="240"/>
+      </w:pPr>
+      <w:r>
+        <w:rPr>
+          <w:rFonts w:ascii="Consolas" w:hAnsi="Consolas" w:eastAsia="Microsoft YaHei"/>
+          <w:b w:val="0"/>
+          <w:i w:val="0"/>
+          <w:color w:val="222222"/>
+          <w:sz w:val="18"/>
+        </w:rPr>
+        <w:t xml:space="preserve">          300,</w:t>
+      </w:r>
+    </w:p>
+    <w:p>
+      <w:pPr>
+        <w:spacing w:before="0" w:after="0"/>
+        <w:ind w:left="240"/>
+      </w:pPr>
+      <w:r>
+        <w:rPr>
+          <w:rFonts w:ascii="Consolas" w:hAnsi="Consolas" w:eastAsia="Microsoft YaHei"/>
+          <w:b w:val="0"/>
+          <w:i w:val="0"/>
+          <w:color w:val="222222"/>
+          <w:sz w:val="18"/>
+        </w:rPr>
+        <w:t xml:space="preserve">          240</w:t>
+      </w:r>
+    </w:p>
+    <w:p>
+      <w:pPr>
+        <w:spacing w:before="0" w:after="0"/>
+        <w:ind w:left="240"/>
+      </w:pPr>
+      <w:r>
+        <w:rPr>
+          <w:rFonts w:ascii="Consolas" w:hAnsi="Consolas" w:eastAsia="Microsoft YaHei"/>
+          <w:b w:val="0"/>
+          <w:i w:val="0"/>
+          <w:color w:val="222222"/>
+          <w:sz w:val="18"/>
+        </w:rPr>
+        <w:t xml:space="preserve">        ]</w:t>
+      </w:r>
+    </w:p>
+    <w:p>
+      <w:pPr>
+        <w:spacing w:before="0" w:after="0"/>
+        <w:ind w:left="240"/>
+      </w:pPr>
+      <w:r>
+        <w:rPr>
+          <w:rFonts w:ascii="Consolas" w:hAnsi="Consolas" w:eastAsia="Microsoft YaHei"/>
+          <w:b w:val="0"/>
+          <w:i w:val="0"/>
+          <w:color w:val="222222"/>
+          <w:sz w:val="18"/>
+        </w:rPr>
+        <w:t xml:space="preserve">      },</w:t>
+      </w:r>
+    </w:p>
+    <w:p>
+      <w:pPr>
+        <w:spacing w:before="0" w:after="0"/>
+        <w:ind w:left="240"/>
+      </w:pPr>
+      <w:r>
+        <w:rPr>
+          <w:rFonts w:ascii="Consolas" w:hAnsi="Consolas" w:eastAsia="Microsoft YaHei"/>
+          <w:b w:val="0"/>
+          <w:i w:val="0"/>
+          <w:color w:val="222222"/>
+          <w:sz w:val="18"/>
+        </w:rPr>
+        <w:t xml:space="preserve">      "abnormal_stop_posture": {</w:t>
+      </w:r>
+    </w:p>
+    <w:p>
+      <w:pPr>
+        <w:spacing w:before="0" w:after="0"/>
+        <w:ind w:left="240"/>
+      </w:pPr>
+      <w:r>
+        <w:rPr>
+          <w:rFonts w:ascii="Consolas" w:hAnsi="Consolas" w:eastAsia="Microsoft YaHei"/>
+          <w:b w:val="0"/>
+          <w:i w:val="0"/>
+          <w:color w:val="222222"/>
+          <w:sz w:val="18"/>
+        </w:rPr>
+        <w:t xml:space="preserve">        "value": "是",</w:t>
+      </w:r>
+    </w:p>
+    <w:p>
+      <w:pPr>
+        <w:spacing w:before="0" w:after="0"/>
+        <w:ind w:left="240"/>
+      </w:pPr>
+      <w:r>
+        <w:rPr>
+          <w:rFonts w:ascii="Consolas" w:hAnsi="Consolas" w:eastAsia="Microsoft YaHei"/>
+          <w:b w:val="0"/>
+          <w:i w:val="0"/>
+          <w:color w:val="222222"/>
+          <w:sz w:val="18"/>
+        </w:rPr>
+        <w:t xml:space="preserve">        "bbox": [</w:t>
+      </w:r>
+    </w:p>
+    <w:p>
+      <w:pPr>
+        <w:spacing w:before="0" w:after="0"/>
+        <w:ind w:left="240"/>
+      </w:pPr>
+      <w:r>
+        <w:rPr>
+          <w:rFonts w:ascii="Consolas" w:hAnsi="Consolas" w:eastAsia="Microsoft YaHei"/>
+          <w:b w:val="0"/>
+          <w:i w:val="0"/>
+          <w:color w:val="222222"/>
+          <w:sz w:val="18"/>
+        </w:rPr>
+        <w:t xml:space="preserve">          560,</w:t>
+      </w:r>
+    </w:p>
+    <w:p>
+      <w:pPr>
+        <w:spacing w:before="0" w:after="0"/>
+        <w:ind w:left="240"/>
+      </w:pPr>
+      <w:r>
+        <w:rPr>
+          <w:rFonts w:ascii="Consolas" w:hAnsi="Consolas" w:eastAsia="Microsoft YaHei"/>
+          <w:b w:val="0"/>
+          <w:i w:val="0"/>
+          <w:color w:val="222222"/>
+          <w:sz w:val="18"/>
+        </w:rPr>
+        <w:t xml:space="preserve">          450,</w:t>
+      </w:r>
+    </w:p>
+    <w:p>
+      <w:pPr>
+        <w:spacing w:before="0" w:after="0"/>
+        <w:ind w:left="240"/>
+      </w:pPr>
+      <w:r>
+        <w:rPr>
+          <w:rFonts w:ascii="Consolas" w:hAnsi="Consolas" w:eastAsia="Microsoft YaHei"/>
+          <w:b w:val="0"/>
+          <w:i w:val="0"/>
+          <w:color w:val="222222"/>
+          <w:sz w:val="18"/>
+        </w:rPr>
+        <w:t xml:space="preserve">          200,</w:t>
+      </w:r>
+    </w:p>
+    <w:p>
+      <w:pPr>
+        <w:spacing w:before="0" w:after="0"/>
+        <w:ind w:left="240"/>
+      </w:pPr>
+      <w:r>
+        <w:rPr>
+          <w:rFonts w:ascii="Consolas" w:hAnsi="Consolas" w:eastAsia="Microsoft YaHei"/>
+          <w:b w:val="0"/>
+          <w:i w:val="0"/>
+          <w:color w:val="222222"/>
+          <w:sz w:val="18"/>
+        </w:rPr>
+        <w:t xml:space="preserve">          180</w:t>
+      </w:r>
+    </w:p>
+    <w:p>
+      <w:pPr>
+        <w:spacing w:before="0" w:after="0"/>
+        <w:ind w:left="240"/>
+      </w:pPr>
+      <w:r>
+        <w:rPr>
+          <w:rFonts w:ascii="Consolas" w:hAnsi="Consolas" w:eastAsia="Microsoft YaHei"/>
+          <w:b w:val="0"/>
+          <w:i w:val="0"/>
+          <w:color w:val="222222"/>
+          <w:sz w:val="18"/>
+        </w:rPr>
+        <w:t xml:space="preserve">        ]</w:t>
+      </w:r>
+    </w:p>
+    <w:p>
+      <w:pPr>
+        <w:spacing w:before="0" w:after="0"/>
+        <w:ind w:left="240"/>
+      </w:pPr>
+      <w:r>
+        <w:rPr>
+          <w:rFonts w:ascii="Consolas" w:hAnsi="Consolas" w:eastAsia="Microsoft YaHei"/>
+          <w:b w:val="0"/>
+          <w:i w:val="0"/>
+          <w:color w:val="222222"/>
+          <w:sz w:val="18"/>
+        </w:rPr>
+        <w:t xml:space="preserve">      },</w:t>
+      </w:r>
+    </w:p>
+    <w:p>
+      <w:pPr>
+        <w:spacing w:before="0" w:after="0"/>
+        <w:ind w:left="240"/>
+      </w:pPr>
+      <w:r>
+        <w:rPr>
+          <w:rFonts w:ascii="Consolas" w:hAnsi="Consolas" w:eastAsia="Microsoft YaHei"/>
+          <w:b w:val="0"/>
+          <w:i w:val="0"/>
+          <w:color w:val="222222"/>
+          <w:sz w:val="18"/>
+        </w:rPr>
+        <w:t xml:space="preserve">      "collision_area_occluded": "否",</w:t>
+      </w:r>
+    </w:p>
+    <w:p>
+      <w:pPr>
+        <w:spacing w:before="0" w:after="0"/>
+        <w:ind w:left="240"/>
+      </w:pPr>
+      <w:r>
+        <w:rPr>
+          <w:rFonts w:ascii="Consolas" w:hAnsi="Consolas" w:eastAsia="Microsoft YaHei"/>
+          <w:b w:val="0"/>
+          <w:i w:val="0"/>
+          <w:color w:val="222222"/>
+          <w:sz w:val="18"/>
+        </w:rPr>
+        <w:t xml:space="preserve">      "lane_avoidance_pattern": {</w:t>
+      </w:r>
+    </w:p>
+    <w:p>
+      <w:pPr>
+        <w:spacing w:before="0" w:after="0"/>
+        <w:ind w:left="240"/>
+      </w:pPr>
+      <w:r>
+        <w:rPr>
+          <w:rFonts w:ascii="Consolas" w:hAnsi="Consolas" w:eastAsia="Microsoft YaHei"/>
+          <w:b w:val="0"/>
+          <w:i w:val="0"/>
+          <w:color w:val="222222"/>
+          <w:sz w:val="18"/>
+        </w:rPr>
+        <w:t xml:space="preserve">        "value": "不确定",</w:t>
+      </w:r>
+    </w:p>
+    <w:p>
+      <w:pPr>
+        <w:spacing w:before="0" w:after="0"/>
+        <w:ind w:left="240"/>
+      </w:pPr>
+      <w:r>
+        <w:rPr>
+          <w:rFonts w:ascii="Consolas" w:hAnsi="Consolas" w:eastAsia="Microsoft YaHei"/>
+          <w:b w:val="0"/>
+          <w:i w:val="0"/>
+          <w:color w:val="222222"/>
+          <w:sz w:val="18"/>
+        </w:rPr>
+        <w:t xml:space="preserve">        "bbox": [</w:t>
+      </w:r>
+    </w:p>
+    <w:p>
+      <w:pPr>
+        <w:spacing w:before="0" w:after="0"/>
+        <w:ind w:left="240"/>
+      </w:pPr>
+      <w:r>
+        <w:rPr>
+          <w:rFonts w:ascii="Consolas" w:hAnsi="Consolas" w:eastAsia="Microsoft YaHei"/>
+          <w:b w:val="0"/>
+          <w:i w:val="0"/>
+          <w:color w:val="222222"/>
+          <w:sz w:val="18"/>
+        </w:rPr>
+        <w:t xml:space="preserve">          480,</w:t>
+      </w:r>
+    </w:p>
+    <w:p>
+      <w:pPr>
+        <w:spacing w:before="0" w:after="0"/>
+        <w:ind w:left="240"/>
+      </w:pPr>
+      <w:r>
+        <w:rPr>
+          <w:rFonts w:ascii="Consolas" w:hAnsi="Consolas" w:eastAsia="Microsoft YaHei"/>
+          <w:b w:val="0"/>
+          <w:i w:val="0"/>
+          <w:color w:val="222222"/>
+          <w:sz w:val="18"/>
+        </w:rPr>
+        <w:t xml:space="preserve">          300,</w:t>
+      </w:r>
+    </w:p>
+    <w:p>
+      <w:pPr>
+        <w:spacing w:before="0" w:after="0"/>
+        <w:ind w:left="240"/>
+      </w:pPr>
+      <w:r>
+        <w:rPr>
+          <w:rFonts w:ascii="Consolas" w:hAnsi="Consolas" w:eastAsia="Microsoft YaHei"/>
+          <w:b w:val="0"/>
+          <w:i w:val="0"/>
+          <w:color w:val="222222"/>
+          <w:sz w:val="18"/>
+        </w:rPr>
+        <w:t xml:space="preserve">          500,</w:t>
+      </w:r>
+    </w:p>
+    <w:p>
+      <w:pPr>
+        <w:spacing w:before="0" w:after="0"/>
+        <w:ind w:left="240"/>
+      </w:pPr>
+      <w:r>
+        <w:rPr>
+          <w:rFonts w:ascii="Consolas" w:hAnsi="Consolas" w:eastAsia="Microsoft YaHei"/>
+          <w:b w:val="0"/>
+          <w:i w:val="0"/>
+          <w:color w:val="222222"/>
+          <w:sz w:val="18"/>
+        </w:rPr>
+        <w:t xml:space="preserve">          350</w:t>
+      </w:r>
+    </w:p>
+    <w:p>
+      <w:pPr>
+        <w:spacing w:before="0" w:after="0"/>
+        <w:ind w:left="240"/>
+      </w:pPr>
+      <w:r>
+        <w:rPr>
+          <w:rFonts w:ascii="Consolas" w:hAnsi="Consolas" w:eastAsia="Microsoft YaHei"/>
+          <w:b w:val="0"/>
+          <w:i w:val="0"/>
+          <w:color w:val="222222"/>
+          <w:sz w:val="18"/>
+        </w:rPr>
+        <w:t xml:space="preserve">        ]</w:t>
+      </w:r>
+    </w:p>
+    <w:p>
+      <w:pPr>
+        <w:spacing w:before="0" w:after="0"/>
+        <w:ind w:left="240"/>
+      </w:pPr>
+      <w:r>
+        <w:rPr>
+          <w:rFonts w:ascii="Consolas" w:hAnsi="Consolas" w:eastAsia="Microsoft YaHei"/>
+          <w:b w:val="0"/>
+          <w:i w:val="0"/>
+          <w:color w:val="222222"/>
+          <w:sz w:val="18"/>
+        </w:rPr>
+        <w:t xml:space="preserve">      },</w:t>
+      </w:r>
+    </w:p>
+    <w:p>
+      <w:pPr>
+        <w:spacing w:before="0" w:after="0"/>
+        <w:ind w:left="240"/>
+      </w:pPr>
+      <w:r>
+        <w:rPr>
+          <w:rFonts w:ascii="Consolas" w:hAnsi="Consolas" w:eastAsia="Microsoft YaHei"/>
+          <w:b w:val="0"/>
+          <w:i w:val="0"/>
+          <w:color w:val="222222"/>
+          <w:sz w:val="18"/>
+        </w:rPr>
+        <w:t xml:space="preserve">      "rear_lights_on_both_sides": {</w:t>
+      </w:r>
+    </w:p>
+    <w:p>
+      <w:pPr>
+        <w:spacing w:before="0" w:after="0"/>
+        <w:ind w:left="240"/>
+      </w:pPr>
+      <w:r>
+        <w:rPr>
+          <w:rFonts w:ascii="Consolas" w:hAnsi="Consolas" w:eastAsia="Microsoft YaHei"/>
+          <w:b w:val="0"/>
+          <w:i w:val="0"/>
+          <w:color w:val="222222"/>
+          <w:sz w:val="18"/>
+        </w:rPr>
+        <w:t xml:space="preserve">        "value": "不可见",</w:t>
+      </w:r>
+    </w:p>
+    <w:p>
+      <w:pPr>
+        <w:spacing w:before="0" w:after="0"/>
+        <w:ind w:left="240"/>
+      </w:pPr>
+      <w:r>
+        <w:rPr>
+          <w:rFonts w:ascii="Consolas" w:hAnsi="Consolas" w:eastAsia="Microsoft YaHei"/>
+          <w:b w:val="0"/>
+          <w:i w:val="0"/>
+          <w:color w:val="222222"/>
+          <w:sz w:val="18"/>
+        </w:rPr>
+        <w:t xml:space="preserve">        "bbox": null</w:t>
+      </w:r>
+    </w:p>
+    <w:p>
+      <w:pPr>
+        <w:spacing w:before="0" w:after="0"/>
+        <w:ind w:left="240"/>
+      </w:pPr>
+      <w:r>
+        <w:rPr>
+          <w:rFonts w:ascii="Consolas" w:hAnsi="Consolas" w:eastAsia="Microsoft YaHei"/>
+          <w:b w:val="0"/>
+          <w:i w:val="0"/>
+          <w:color w:val="222222"/>
+          <w:sz w:val="18"/>
+        </w:rPr>
+        <w:t xml:space="preserve">      },</w:t>
+      </w:r>
+    </w:p>
+    <w:p>
+      <w:pPr>
+        <w:spacing w:before="0" w:after="0"/>
+        <w:ind w:left="240"/>
+      </w:pPr>
+      <w:r>
+        <w:rPr>
+          <w:rFonts w:ascii="Consolas" w:hAnsi="Consolas" w:eastAsia="Microsoft YaHei"/>
+          <w:b w:val="0"/>
+          <w:i w:val="0"/>
+          <w:color w:val="222222"/>
+          <w:sz w:val="18"/>
+        </w:rPr>
+        <w:t xml:space="preserve">      "congestion_only_suspected": "否",</w:t>
+      </w:r>
+    </w:p>
+    <w:p>
+      <w:pPr>
+        <w:spacing w:before="0" w:after="0"/>
+        <w:ind w:left="240"/>
+      </w:pPr>
+      <w:r>
+        <w:rPr>
+          <w:rFonts w:ascii="Consolas" w:hAnsi="Consolas" w:eastAsia="Microsoft YaHei"/>
+          <w:b w:val="0"/>
+          <w:i w:val="0"/>
+          <w:color w:val="222222"/>
+          <w:sz w:val="18"/>
+        </w:rPr>
+        <w:t xml:space="preserve">      "normal_parking_posture": {</w:t>
+      </w:r>
+    </w:p>
+    <w:p>
+      <w:pPr>
+        <w:spacing w:before="0" w:after="0"/>
+        <w:ind w:left="240"/>
+      </w:pPr>
+      <w:r>
+        <w:rPr>
+          <w:rFonts w:ascii="Consolas" w:hAnsi="Consolas" w:eastAsia="Microsoft YaHei"/>
+          <w:b w:val="0"/>
+          <w:i w:val="0"/>
+          <w:color w:val="222222"/>
+          <w:sz w:val="18"/>
+        </w:rPr>
+        <w:t xml:space="preserve">        "value": "否",</w:t>
+      </w:r>
+    </w:p>
+    <w:p>
+      <w:pPr>
+        <w:spacing w:before="0" w:after="0"/>
+        <w:ind w:left="240"/>
+      </w:pPr>
+      <w:r>
+        <w:rPr>
+          <w:rFonts w:ascii="Consolas" w:hAnsi="Consolas" w:eastAsia="Microsoft YaHei"/>
+          <w:b w:val="0"/>
+          <w:i w:val="0"/>
+          <w:color w:val="222222"/>
+          <w:sz w:val="18"/>
+        </w:rPr>
+        <w:t xml:space="preserve">        "bbox": null</w:t>
+      </w:r>
+    </w:p>
+    <w:p>
+      <w:pPr>
+        <w:spacing w:before="0" w:after="0"/>
+        <w:ind w:left="240"/>
+      </w:pPr>
+      <w:r>
+        <w:rPr>
+          <w:rFonts w:ascii="Consolas" w:hAnsi="Consolas" w:eastAsia="Microsoft YaHei"/>
+          <w:b w:val="0"/>
+          <w:i w:val="0"/>
+          <w:color w:val="222222"/>
+          <w:sz w:val="18"/>
+        </w:rPr>
+        <w:t xml:space="preserve">      }</w:t>
+      </w:r>
+    </w:p>
+    <w:p>
+      <w:pPr>
+        <w:spacing w:before="0" w:after="0"/>
+        <w:ind w:left="240"/>
+      </w:pPr>
+      <w:r>
+        <w:rPr>
+          <w:rFonts w:ascii="Consolas" w:hAnsi="Consolas" w:eastAsia="Microsoft YaHei"/>
+          <w:b w:val="0"/>
+          <w:i w:val="0"/>
+          <w:color w:val="222222"/>
+          <w:sz w:val="18"/>
+        </w:rPr>
+        <w:t xml:space="preserve">    },</w:t>
+      </w:r>
+    </w:p>
+    <w:p>
+      <w:pPr>
+        <w:spacing w:before="0" w:after="0"/>
+        <w:ind w:left="240"/>
+      </w:pPr>
+      <w:r>
+        <w:rPr>
+          <w:rFonts w:ascii="Consolas" w:hAnsi="Consolas" w:eastAsia="Microsoft YaHei"/>
+          <w:b w:val="0"/>
+          <w:i w:val="0"/>
+          <w:color w:val="222222"/>
+          <w:sz w:val="18"/>
+        </w:rPr>
+        <w:t xml:space="preserve">    "p1": {</w:t>
+      </w:r>
+    </w:p>
+    <w:p>
+      <w:pPr>
+        <w:spacing w:before="0" w:after="0"/>
+        <w:ind w:left="240"/>
+      </w:pPr>
+      <w:r>
+        <w:rPr>
+          <w:rFonts w:ascii="Consolas" w:hAnsi="Consolas" w:eastAsia="Microsoft YaHei"/>
+          <w:b w:val="0"/>
+          <w:i w:val="0"/>
+          <w:color w:val="222222"/>
+          <w:sz w:val="18"/>
+        </w:rPr>
+        <w:t xml:space="preserve">      "debris_scatter": {</w:t>
+      </w:r>
+    </w:p>
+    <w:p>
+      <w:pPr>
+        <w:spacing w:before="0" w:after="0"/>
+        <w:ind w:left="240"/>
+      </w:pPr>
+      <w:r>
+        <w:rPr>
+          <w:rFonts w:ascii="Consolas" w:hAnsi="Consolas" w:eastAsia="Microsoft YaHei"/>
+          <w:b w:val="0"/>
+          <w:i w:val="0"/>
+          <w:color w:val="222222"/>
+          <w:sz w:val="18"/>
+        </w:rPr>
+        <w:t xml:space="preserve">        "value": "否",</w:t>
+      </w:r>
+    </w:p>
+    <w:p>
+      <w:pPr>
+        <w:spacing w:before="0" w:after="0"/>
+        <w:ind w:left="240"/>
+      </w:pPr>
+      <w:r>
+        <w:rPr>
+          <w:rFonts w:ascii="Consolas" w:hAnsi="Consolas" w:eastAsia="Microsoft YaHei"/>
+          <w:b w:val="0"/>
+          <w:i w:val="0"/>
+          <w:color w:val="222222"/>
+          <w:sz w:val="18"/>
+        </w:rPr>
+        <w:t xml:space="preserve">        "bbox": null</w:t>
+      </w:r>
+    </w:p>
+    <w:p>
+      <w:pPr>
+        <w:spacing w:before="0" w:after="0"/>
+        <w:ind w:left="240"/>
+      </w:pPr>
+      <w:r>
+        <w:rPr>
+          <w:rFonts w:ascii="Consolas" w:hAnsi="Consolas" w:eastAsia="Microsoft YaHei"/>
+          <w:b w:val="0"/>
+          <w:i w:val="0"/>
+          <w:color w:val="222222"/>
+          <w:sz w:val="18"/>
+        </w:rPr>
+        <w:t xml:space="preserve">      },</w:t>
+      </w:r>
+    </w:p>
+    <w:p>
+      <w:pPr>
+        <w:spacing w:before="0" w:after="0"/>
+        <w:ind w:left="240"/>
+      </w:pPr>
+      <w:r>
+        <w:rPr>
+          <w:rFonts w:ascii="Consolas" w:hAnsi="Consolas" w:eastAsia="Microsoft YaHei"/>
+          <w:b w:val="0"/>
+          <w:i w:val="0"/>
+          <w:color w:val="222222"/>
+          <w:sz w:val="18"/>
+        </w:rPr>
+        <w:t xml:space="preserve">      "occlusion_type": "无遮挡",</w:t>
+      </w:r>
+    </w:p>
+    <w:p>
+      <w:pPr>
+        <w:spacing w:before="0" w:after="0"/>
+        <w:ind w:left="240"/>
+      </w:pPr>
+      <w:r>
+        <w:rPr>
+          <w:rFonts w:ascii="Consolas" w:hAnsi="Consolas" w:eastAsia="Microsoft YaHei"/>
+          <w:b w:val="0"/>
+          <w:i w:val="0"/>
+          <w:color w:val="222222"/>
+          <w:sz w:val="18"/>
+        </w:rPr>
+        <w:t xml:space="preserve">      "people_gathered_around": {</w:t>
+      </w:r>
+    </w:p>
+    <w:p>
+      <w:pPr>
+        <w:spacing w:before="0" w:after="0"/>
+        <w:ind w:left="240"/>
+      </w:pPr>
+      <w:r>
+        <w:rPr>
+          <w:rFonts w:ascii="Consolas" w:hAnsi="Consolas" w:eastAsia="Microsoft YaHei"/>
+          <w:b w:val="0"/>
+          <w:i w:val="0"/>
+          <w:color w:val="222222"/>
+          <w:sz w:val="18"/>
+        </w:rPr>
+        <w:t xml:space="preserve">        "value": "是",</w:t>
+      </w:r>
+    </w:p>
+    <w:p>
+      <w:pPr>
+        <w:spacing w:before="0" w:after="0"/>
+        <w:ind w:left="240"/>
+      </w:pPr>
+      <w:r>
+        <w:rPr>
+          <w:rFonts w:ascii="Consolas" w:hAnsi="Consolas" w:eastAsia="Microsoft YaHei"/>
+          <w:b w:val="0"/>
+          <w:i w:val="0"/>
+          <w:color w:val="222222"/>
+          <w:sz w:val="18"/>
+        </w:rPr>
+        <w:t xml:space="preserve">        "bbox": [</w:t>
+      </w:r>
+    </w:p>
+    <w:p>
+      <w:pPr>
+        <w:spacing w:before="0" w:after="0"/>
+        <w:ind w:left="240"/>
+      </w:pPr>
+      <w:r>
+        <w:rPr>
+          <w:rFonts w:ascii="Consolas" w:hAnsi="Consolas" w:eastAsia="Microsoft YaHei"/>
+          <w:b w:val="0"/>
+          <w:i w:val="0"/>
+          <w:color w:val="222222"/>
+          <w:sz w:val="18"/>
+        </w:rPr>
+        <w:t xml:space="preserve">          540,</w:t>
+      </w:r>
+    </w:p>
+    <w:p>
+      <w:pPr>
+        <w:spacing w:before="0" w:after="0"/>
+        <w:ind w:left="240"/>
+      </w:pPr>
+      <w:r>
+        <w:rPr>
+          <w:rFonts w:ascii="Consolas" w:hAnsi="Consolas" w:eastAsia="Microsoft YaHei"/>
+          <w:b w:val="0"/>
+          <w:i w:val="0"/>
+          <w:color w:val="222222"/>
+          <w:sz w:val="18"/>
+        </w:rPr>
+        <w:t xml:space="preserve">          400,</w:t>
+      </w:r>
+    </w:p>
+    <w:p>
+      <w:pPr>
+        <w:spacing w:before="0" w:after="0"/>
+        <w:ind w:left="240"/>
+      </w:pPr>
+      <w:r>
+        <w:rPr>
+          <w:rFonts w:ascii="Consolas" w:hAnsi="Consolas" w:eastAsia="Microsoft YaHei"/>
+          <w:b w:val="0"/>
+          <w:i w:val="0"/>
+          <w:color w:val="222222"/>
+          <w:sz w:val="18"/>
+        </w:rPr>
+        <w:t xml:space="preserve">          300,</w:t>
+      </w:r>
+    </w:p>
+    <w:p>
+      <w:pPr>
+        <w:spacing w:before="0" w:after="0"/>
+        <w:ind w:left="240"/>
+      </w:pPr>
+      <w:r>
+        <w:rPr>
+          <w:rFonts w:ascii="Consolas" w:hAnsi="Consolas" w:eastAsia="Microsoft YaHei"/>
+          <w:b w:val="0"/>
+          <w:i w:val="0"/>
+          <w:color w:val="222222"/>
+          <w:sz w:val="18"/>
+        </w:rPr>
+        <w:t xml:space="preserve">          250</w:t>
+      </w:r>
+    </w:p>
+    <w:p>
+      <w:pPr>
+        <w:spacing w:before="0" w:after="0"/>
+        <w:ind w:left="240"/>
+      </w:pPr>
+      <w:r>
+        <w:rPr>
+          <w:rFonts w:ascii="Consolas" w:hAnsi="Consolas" w:eastAsia="Microsoft YaHei"/>
+          <w:b w:val="0"/>
+          <w:i w:val="0"/>
+          <w:color w:val="222222"/>
+          <w:sz w:val="18"/>
+        </w:rPr>
+        <w:t xml:space="preserve">        ]</w:t>
+      </w:r>
+    </w:p>
+    <w:p>
+      <w:pPr>
+        <w:spacing w:before="0" w:after="0"/>
+        <w:ind w:left="240"/>
+      </w:pPr>
+      <w:r>
+        <w:rPr>
+          <w:rFonts w:ascii="Consolas" w:hAnsi="Consolas" w:eastAsia="Microsoft YaHei"/>
+          <w:b w:val="0"/>
+          <w:i w:val="0"/>
+          <w:color w:val="222222"/>
+          <w:sz w:val="18"/>
+        </w:rPr>
+        <w:t xml:space="preserve">      },</w:t>
+      </w:r>
+    </w:p>
+    <w:p>
+      <w:pPr>
+        <w:spacing w:before="0" w:after="0"/>
+        <w:ind w:left="240"/>
+      </w:pPr>
+      <w:r>
+        <w:rPr>
+          <w:rFonts w:ascii="Consolas" w:hAnsi="Consolas" w:eastAsia="Microsoft YaHei"/>
+          <w:b w:val="0"/>
+          <w:i w:val="0"/>
+          <w:color w:val="222222"/>
+          <w:sz w:val="18"/>
+        </w:rPr>
+        <w:t xml:space="preserve">      "fluid_on_road": {</w:t>
+      </w:r>
+    </w:p>
+    <w:p>
+      <w:pPr>
+        <w:spacing w:before="0" w:after="0"/>
+        <w:ind w:left="240"/>
+      </w:pPr>
+      <w:r>
+        <w:rPr>
+          <w:rFonts w:ascii="Consolas" w:hAnsi="Consolas" w:eastAsia="Microsoft YaHei"/>
+          <w:b w:val="0"/>
+          <w:i w:val="0"/>
+          <w:color w:val="222222"/>
+          <w:sz w:val="18"/>
+        </w:rPr>
+        <w:t xml:space="preserve">        "value": "否",</w:t>
+      </w:r>
+    </w:p>
+    <w:p>
+      <w:pPr>
+        <w:spacing w:before="0" w:after="0"/>
+        <w:ind w:left="240"/>
+      </w:pPr>
+      <w:r>
+        <w:rPr>
+          <w:rFonts w:ascii="Consolas" w:hAnsi="Consolas" w:eastAsia="Microsoft YaHei"/>
+          <w:b w:val="0"/>
+          <w:i w:val="0"/>
+          <w:color w:val="222222"/>
+          <w:sz w:val="18"/>
+        </w:rPr>
+        <w:t xml:space="preserve">        "bbox": null</w:t>
+      </w:r>
+    </w:p>
+    <w:p>
+      <w:pPr>
+        <w:spacing w:before="0" w:after="0"/>
+        <w:ind w:left="240"/>
+      </w:pPr>
+      <w:r>
+        <w:rPr>
+          <w:rFonts w:ascii="Consolas" w:hAnsi="Consolas" w:eastAsia="Microsoft YaHei"/>
+          <w:b w:val="0"/>
+          <w:i w:val="0"/>
+          <w:color w:val="222222"/>
+          <w:sz w:val="18"/>
+        </w:rPr>
+        <w:t xml:space="preserve">      },</w:t>
+      </w:r>
+    </w:p>
+    <w:p>
+      <w:pPr>
+        <w:spacing w:before="0" w:after="0"/>
+        <w:ind w:left="240"/>
+      </w:pPr>
+      <w:r>
+        <w:rPr>
+          <w:rFonts w:ascii="Consolas" w:hAnsi="Consolas" w:eastAsia="Microsoft YaHei"/>
+          <w:b w:val="0"/>
+          <w:i w:val="0"/>
+          <w:color w:val="222222"/>
+          <w:sz w:val="18"/>
+        </w:rPr>
+        <w:t xml:space="preserve">      "close_distance_pair": {</w:t>
+      </w:r>
+    </w:p>
+    <w:p>
+      <w:pPr>
+        <w:spacing w:before="0" w:after="0"/>
+        <w:ind w:left="240"/>
+      </w:pPr>
+      <w:r>
+        <w:rPr>
+          <w:rFonts w:ascii="Consolas" w:hAnsi="Consolas" w:eastAsia="Microsoft YaHei"/>
+          <w:b w:val="0"/>
+          <w:i w:val="0"/>
+          <w:color w:val="222222"/>
+          <w:sz w:val="18"/>
+        </w:rPr>
+        <w:t xml:space="preserve">        "value": "否",</w:t>
+      </w:r>
+    </w:p>
+    <w:p>
+      <w:pPr>
+        <w:spacing w:before="0" w:after="0"/>
+        <w:ind w:left="240"/>
+      </w:pPr>
+      <w:r>
+        <w:rPr>
+          <w:rFonts w:ascii="Consolas" w:hAnsi="Consolas" w:eastAsia="Microsoft YaHei"/>
+          <w:b w:val="0"/>
+          <w:i w:val="0"/>
+          <w:color w:val="222222"/>
+          <w:sz w:val="18"/>
+        </w:rPr>
+        <w:t xml:space="preserve">        "bbox": null</w:t>
+      </w:r>
+    </w:p>
+    <w:p>
+      <w:pPr>
+        <w:spacing w:before="0" w:after="0"/>
+        <w:ind w:left="240"/>
+      </w:pPr>
+      <w:r>
+        <w:rPr>
+          <w:rFonts w:ascii="Consolas" w:hAnsi="Consolas" w:eastAsia="Microsoft YaHei"/>
+          <w:b w:val="0"/>
+          <w:i w:val="0"/>
+          <w:color w:val="222222"/>
+          <w:sz w:val="18"/>
+        </w:rPr>
+        <w:t xml:space="preserve">      }</w:t>
       </w:r>
     </w:p>
     <w:p>
